--- a/Воронежцев_Игорь_Николаевич_Java_Kotlin_Developer_deventica.docx
+++ b/Воронежцев_Игорь_Николаевич_Java_Kotlin_Developer_deventica.docx
@@ -855,6 +855,7 @@
       <w:pPr>
         <w:pStyle w:val="Default"/>
         <w:bidi w:val="0"/>
+        <w:ind w:hanging="0" w:start="0"/>
         <w:rPr>
           <w:rFonts w:ascii="Calibri" w:hAnsi="Calibri" w:eastAsia="Montserrat" w:cs="Calibri"/>
           <w:i w:val="false"/>
@@ -874,9 +875,9 @@
     <w:p>
       <w:pPr>
         <w:pStyle w:val="Default"/>
-        <w:autoSpaceDE w:val="false"/>
-        <w:bidi w:val="0"/>
-        <w:spacing w:before="0" w:after="0"/>
+        <w:bidi w:val="0"/>
+        <w:spacing w:before="0" w:after="0"/>
+        <w:ind w:hanging="0" w:start="0"/>
         <w:rPr>
           <w:rFonts w:ascii="Calibri;Calibri" w:hAnsi="Calibri;Calibri" w:eastAsia="Calibri;Calibri" w:cs="Calibri;Calibri"/>
           <w:b/>
@@ -901,9 +902,9 @@
     <w:p>
       <w:pPr>
         <w:pStyle w:val="Default"/>
-        <w:autoSpaceDE w:val="false"/>
-        <w:bidi w:val="0"/>
-        <w:spacing w:before="0" w:after="0"/>
+        <w:bidi w:val="0"/>
+        <w:spacing w:before="0" w:after="0"/>
+        <w:ind w:hanging="0" w:start="0"/>
         <w:rPr>
           <w:b w:val="false"/>
           <w:bCs w:val="false"/>
@@ -956,9 +957,9 @@
     <w:p>
       <w:pPr>
         <w:pStyle w:val="Default"/>
-        <w:autoSpaceDE w:val="false"/>
-        <w:bidi w:val="0"/>
-        <w:spacing w:before="0" w:after="0"/>
+        <w:bidi w:val="0"/>
+        <w:spacing w:before="0" w:after="0"/>
+        <w:ind w:hanging="0" w:start="0"/>
         <w:rPr>
           <w:rFonts w:ascii="Calibri" w:hAnsi="Calibri" w:eastAsia="Montserrat" w:cs="Calibri"/>
           <w:b w:val="false"/>
@@ -989,9 +990,9 @@
     <w:p>
       <w:pPr>
         <w:pStyle w:val="Default"/>
-        <w:autoSpaceDE w:val="false"/>
-        <w:bidi w:val="0"/>
-        <w:spacing w:before="0" w:after="0"/>
+        <w:bidi w:val="0"/>
+        <w:spacing w:before="0" w:after="0"/>
+        <w:ind w:hanging="0" w:start="0"/>
         <w:rPr>
           <w:rFonts w:ascii="Calibri" w:hAnsi="Calibri" w:eastAsia="Montserrat" w:cs="Calibri"/>
           <w:b w:val="false"/>
@@ -1021,9 +1022,9 @@
     <w:p>
       <w:pPr>
         <w:pStyle w:val="Default"/>
-        <w:autoSpaceDE w:val="false"/>
-        <w:bidi w:val="0"/>
-        <w:spacing w:before="0" w:after="0"/>
+        <w:bidi w:val="0"/>
+        <w:spacing w:before="0" w:after="0"/>
+        <w:ind w:hanging="0" w:start="0"/>
         <w:rPr>
           <w:rFonts w:ascii="Calibri;Calibri" w:hAnsi="Calibri;Calibri" w:eastAsia="Calibri;Calibri" w:cs="Calibri;Calibri"/>
           <w:color w:val="000000"/>
@@ -1044,9 +1045,9 @@
     <w:p>
       <w:pPr>
         <w:pStyle w:val="Default"/>
-        <w:autoSpaceDE w:val="false"/>
-        <w:bidi w:val="0"/>
-        <w:spacing w:before="0" w:after="0"/>
+        <w:bidi w:val="0"/>
+        <w:spacing w:before="0" w:after="0"/>
+        <w:ind w:hanging="0" w:start="0"/>
         <w:rPr/>
       </w:pPr>
       <w:r>
@@ -1090,9 +1091,9 @@
     <w:p>
       <w:pPr>
         <w:pStyle w:val="Default"/>
-        <w:autoSpaceDE w:val="false"/>
-        <w:bidi w:val="0"/>
-        <w:spacing w:before="0" w:after="0"/>
+        <w:bidi w:val="0"/>
+        <w:spacing w:before="0" w:after="0"/>
+        <w:ind w:hanging="0" w:start="0"/>
         <w:rPr>
           <w:rFonts w:ascii="Calibri;Calibri" w:hAnsi="Calibri;Calibri" w:eastAsia="Calibri;Calibri" w:cs="Calibri;Calibri"/>
           <w:strike w:val="false"/>
@@ -1118,9 +1119,9 @@
     <w:p>
       <w:pPr>
         <w:pStyle w:val="Default"/>
-        <w:autoSpaceDE w:val="false"/>
-        <w:bidi w:val="0"/>
-        <w:spacing w:before="0" w:after="0"/>
+        <w:bidi w:val="0"/>
+        <w:spacing w:before="0" w:after="0"/>
+        <w:ind w:hanging="0" w:start="0"/>
         <w:rPr>
           <w:rFonts w:ascii="Calibri;Calibri" w:hAnsi="Calibri;Calibri" w:eastAsia="Calibri;Calibri" w:cs="Calibri;Calibri"/>
           <w:strike w:val="false"/>
@@ -1146,9 +1147,9 @@
     <w:p>
       <w:pPr>
         <w:pStyle w:val="Default"/>
-        <w:autoSpaceDE w:val="false"/>
-        <w:bidi w:val="0"/>
-        <w:spacing w:before="0" w:after="0"/>
+        <w:bidi w:val="0"/>
+        <w:spacing w:before="0" w:after="0"/>
+        <w:ind w:hanging="0" w:start="0"/>
         <w:rPr/>
       </w:pPr>
       <w:r>
@@ -1177,9 +1178,8 @@
         <w:pStyle w:val="Default"/>
         <w:numPr>
           <w:ilvl w:val="0"/>
-          <w:numId w:val="5"/>
+          <w:numId w:val="2"/>
         </w:numPr>
-        <w:autoSpaceDE w:val="false"/>
         <w:bidi w:val="0"/>
         <w:spacing w:before="0" w:after="0"/>
         <w:rPr/>
@@ -1239,7 +1239,7 @@
         <w:widowControl/>
         <w:numPr>
           <w:ilvl w:val="0"/>
-          <w:numId w:val="5"/>
+          <w:numId w:val="2"/>
         </w:numPr>
         <w:suppressLineNumbers w:val="0"/>
         <w:suppressAutoHyphens w:val="true"/>
@@ -1274,6 +1274,7 @@
         <w:suppressLineNumbers w:val="0"/>
         <w:suppressAutoHyphens w:val="true"/>
         <w:spacing w:before="0" w:after="0"/>
+        <w:ind w:hanging="0" w:start="0"/>
         <w:rPr>
           <w:rFonts w:ascii="Calibri" w:hAnsi="Calibri" w:eastAsia="Montserrat" w:cs="Calibri"/>
           <w:b w:val="false"/>
@@ -1303,9 +1304,9 @@
         <w:pStyle w:val="Default"/>
         <w:widowControl/>
         <w:suppressAutoHyphens w:val="true"/>
-        <w:autoSpaceDE w:val="false"/>
         <w:bidi w:val="0"/>
         <w:spacing w:lineRule="auto" w:line="240" w:before="0" w:after="0"/>
+        <w:ind w:hanging="0" w:start="0"/>
         <w:rPr>
           <w:rFonts w:ascii="Calibri;Calibri" w:hAnsi="Calibri;Calibri" w:eastAsia="Calibri;Calibri" w:cs="Calibri;Calibri"/>
           <w:b w:val="false"/>
@@ -1339,9 +1340,9 @@
     <w:p>
       <w:pPr>
         <w:pStyle w:val="Default"/>
-        <w:autoSpaceDE w:val="false"/>
-        <w:bidi w:val="0"/>
-        <w:spacing w:before="0" w:after="0"/>
+        <w:bidi w:val="0"/>
+        <w:spacing w:before="0" w:after="0"/>
+        <w:ind w:hanging="0" w:start="0"/>
         <w:rPr/>
       </w:pPr>
       <w:r>
@@ -1368,6 +1369,7 @@
     <w:p>
       <w:pPr>
         <w:pStyle w:val="Normal"/>
+        <w:ind w:hanging="0" w:start="0"/>
         <w:rPr>
           <w:rFonts w:ascii="Calibri" w:hAnsi="Calibri" w:eastAsia="Montserrat" w:cs="Calibri"/>
           <w:lang w:val="ru-RU"/>
@@ -1383,9 +1385,9 @@
     <w:p>
       <w:pPr>
         <w:pStyle w:val="Default"/>
-        <w:autoSpaceDE w:val="false"/>
-        <w:bidi w:val="0"/>
-        <w:spacing w:before="0" w:after="0"/>
+        <w:bidi w:val="0"/>
+        <w:spacing w:before="0" w:after="0"/>
+        <w:ind w:hanging="0" w:start="0"/>
         <w:rPr/>
       </w:pPr>
       <w:r>
@@ -1422,9 +1424,9 @@
     <w:p>
       <w:pPr>
         <w:pStyle w:val="Default"/>
-        <w:autoSpaceDE w:val="false"/>
-        <w:bidi w:val="0"/>
-        <w:spacing w:before="0" w:after="0"/>
+        <w:bidi w:val="0"/>
+        <w:spacing w:before="0" w:after="0"/>
+        <w:ind w:hanging="0" w:start="0"/>
         <w:rPr/>
       </w:pPr>
       <w:r>
@@ -1451,9 +1453,9 @@
     <w:p>
       <w:pPr>
         <w:pStyle w:val="Default"/>
-        <w:autoSpaceDE w:val="false"/>
-        <w:bidi w:val="0"/>
-        <w:spacing w:before="0" w:after="0"/>
+        <w:bidi w:val="0"/>
+        <w:spacing w:before="0" w:after="0"/>
+        <w:ind w:hanging="0" w:start="0"/>
         <w:rPr/>
       </w:pPr>
       <w:r>
@@ -1486,9 +1488,9 @@
     <w:p>
       <w:pPr>
         <w:pStyle w:val="Default"/>
-        <w:autoSpaceDE w:val="false"/>
-        <w:bidi w:val="0"/>
-        <w:spacing w:before="0" w:after="0"/>
+        <w:bidi w:val="0"/>
+        <w:spacing w:before="0" w:after="0"/>
+        <w:ind w:hanging="0" w:start="0"/>
         <w:rPr/>
       </w:pPr>
       <w:r>
@@ -1521,9 +1523,9 @@
     <w:p>
       <w:pPr>
         <w:pStyle w:val="Default"/>
-        <w:autoSpaceDE w:val="false"/>
-        <w:bidi w:val="0"/>
-        <w:spacing w:before="0" w:after="0"/>
+        <w:bidi w:val="0"/>
+        <w:spacing w:before="0" w:after="0"/>
+        <w:ind w:hanging="0" w:start="0"/>
         <w:rPr>
           <w:rFonts w:ascii="Calibri;Calibri" w:hAnsi="Calibri;Calibri" w:eastAsia="Calibri;Calibri" w:cs="Calibri;Calibri"/>
           <w:b/>
@@ -1554,9 +1556,9 @@
     <w:p>
       <w:pPr>
         <w:pStyle w:val="Default"/>
-        <w:autoSpaceDE w:val="false"/>
-        <w:bidi w:val="0"/>
-        <w:spacing w:before="0" w:after="0"/>
+        <w:bidi w:val="0"/>
+        <w:spacing w:before="0" w:after="0"/>
+        <w:ind w:hanging="0" w:start="0"/>
         <w:rPr>
           <w:rFonts w:ascii="Calibri" w:hAnsi="Calibri" w:cs="Calibri"/>
           <w:b w:val="false"/>
@@ -1577,19 +1579,7 @@
           <w:szCs w:val="22"/>
           <w:lang w:val="ru-RU"/>
         </w:rPr>
-        <w:t xml:space="preserve">- Разработка и реализация кода с использованием Java, </w:t>
-      </w:r>
-      <w:r>
-        <w:rPr>
-          <w:rFonts w:cs="Calibri" w:ascii="Calibri" w:hAnsi="Calibri"/>
-          <w:b w:val="false"/>
-          <w:bCs w:val="false"/>
-          <w:kern w:val="2"/>
-          <w:sz w:val="22"/>
-          <w:szCs w:val="22"/>
-          <w:lang w:val="ru-RU"/>
-        </w:rPr>
-        <w:t xml:space="preserve">с использованием практик SOLID и Clean </w:t>
+        <w:t xml:space="preserve">- Разработка и реализация кода с использованием Java, с использованием практик SOLID и Clean </w:t>
       </w:r>
       <w:r>
         <w:rPr>
@@ -1613,15 +1603,39 @@
           <w:szCs w:val="22"/>
           <w:lang w:val="ru-RU"/>
         </w:rPr>
-        <w:t xml:space="preserve">, а также фреймворков </w:t>
-      </w:r>
-    </w:p>
-    <w:p>
-      <w:pPr>
-        <w:pStyle w:val="Default"/>
-        <w:autoSpaceDE w:val="false"/>
-        <w:bidi w:val="0"/>
-        <w:spacing w:before="0" w:after="0"/>
+        <w:t>, а также фреймворков Spring (Boot, Core, Data</w:t>
+      </w:r>
+      <w:r>
+        <w:rPr>
+          <w:rFonts w:cs="Calibri" w:ascii="Calibri" w:hAnsi="Calibri"/>
+          <w:b w:val="false"/>
+          <w:bCs w:val="false"/>
+          <w:kern w:val="2"/>
+          <w:sz w:val="22"/>
+          <w:szCs w:val="22"/>
+          <w:lang w:val="en-US"/>
+        </w:rPr>
+        <w:t>)</w:t>
+      </w:r>
+      <w:r>
+        <w:rPr>
+          <w:rFonts w:cs="Calibri" w:ascii="Calibri" w:hAnsi="Calibri"/>
+          <w:b w:val="false"/>
+          <w:bCs w:val="false"/>
+          <w:kern w:val="2"/>
+          <w:sz w:val="22"/>
+          <w:szCs w:val="22"/>
+          <w:lang w:val="ru-RU"/>
+        </w:rPr>
+        <w:t xml:space="preserve"> для создания функциональных и безопасных приложений</w:t>
+      </w:r>
+    </w:p>
+    <w:p>
+      <w:pPr>
+        <w:pStyle w:val="Default"/>
+        <w:bidi w:val="0"/>
+        <w:spacing w:before="0" w:after="0"/>
+        <w:ind w:hanging="0" w:start="0"/>
         <w:rPr>
           <w:rFonts w:ascii="Calibri" w:hAnsi="Calibri" w:cs="Calibri"/>
           <w:b w:val="false"/>
@@ -1631,68 +1645,16 @@
           <w:szCs w:val="22"/>
           <w:lang w:val="ru-RU"/>
         </w:rPr>
-      </w:pPr>
-      <w:r>
-        <w:rPr>
-          <w:rFonts w:cs="Calibri" w:ascii="Calibri" w:hAnsi="Calibri"/>
-          <w:b w:val="false"/>
-          <w:bCs w:val="false"/>
-          <w:kern w:val="2"/>
-          <w:sz w:val="22"/>
-          <w:szCs w:val="22"/>
-          <w:lang w:val="ru-RU"/>
-        </w:rPr>
-        <w:t>Spring (Boot, Core, Data</w:t>
-      </w:r>
-      <w:r>
-        <w:rPr>
-          <w:rFonts w:cs="Calibri" w:ascii="Calibri" w:hAnsi="Calibri"/>
-          <w:b w:val="false"/>
-          <w:bCs w:val="false"/>
-          <w:kern w:val="2"/>
-          <w:sz w:val="22"/>
-          <w:szCs w:val="22"/>
-          <w:lang w:val="en-US"/>
-        </w:rPr>
-        <w:t>)</w:t>
-      </w:r>
-      <w:r>
-        <w:rPr>
-          <w:rFonts w:cs="Calibri" w:ascii="Calibri" w:hAnsi="Calibri"/>
-          <w:b w:val="false"/>
-          <w:bCs w:val="false"/>
-          <w:kern w:val="2"/>
-          <w:sz w:val="22"/>
-          <w:szCs w:val="22"/>
-          <w:lang w:val="ru-RU"/>
-        </w:rPr>
-        <w:t xml:space="preserve"> для создания функциональных и безопасных приложений</w:t>
-      </w:r>
-    </w:p>
-    <w:p>
-      <w:pPr>
-        <w:pStyle w:val="Default"/>
-        <w:autoSpaceDE w:val="false"/>
-        <w:bidi w:val="0"/>
-        <w:spacing w:before="0" w:after="0"/>
-        <w:rPr>
-          <w:rFonts w:ascii="Calibri" w:hAnsi="Calibri" w:cs="Calibri"/>
-          <w:b w:val="false"/>
-          <w:bCs w:val="false"/>
-          <w:kern w:val="2"/>
-          <w:sz w:val="22"/>
-          <w:szCs w:val="22"/>
-          <w:lang w:val="ru-RU"/>
-        </w:rPr>
         <w:sectPr>
-          <w:footerReference w:type="default" r:id="rId2"/>
+          <w:footerReference w:type="even" r:id="rId2"/>
+          <w:footerReference w:type="default" r:id="rId3"/>
           <w:type w:val="nextPage"/>
           <w:pgSz w:w="11906" w:h="16838"/>
           <w:pgMar w:left="1701" w:right="850" w:gutter="0" w:header="0" w:top="1134" w:footer="414" w:bottom="720"/>
           <w:pgNumType w:fmt="decimal"/>
           <w:formProt w:val="false"/>
           <w:textDirection w:val="lrTb"/>
-          <w:docGrid w:type="default" w:linePitch="299" w:charSpace="4294965247"/>
+          <w:docGrid w:type="default" w:linePitch="299" w:charSpace="0"/>
         </w:sectPr>
       </w:pPr>
       <w:r>
@@ -1705,43 +1667,7 @@
           <w:szCs w:val="22"/>
           <w:lang w:val="ru-RU"/>
         </w:rPr>
-        <w:t xml:space="preserve">- Работа с базами данных PostgreSQL, </w:t>
-      </w:r>
-      <w:r>
-        <w:rPr>
-          <w:rFonts w:cs="Calibri" w:ascii="Calibri" w:hAnsi="Calibri"/>
-          <w:b w:val="false"/>
-          <w:bCs w:val="false"/>
-          <w:kern w:val="2"/>
-          <w:sz w:val="22"/>
-          <w:szCs w:val="22"/>
-          <w:lang w:val="ru-RU"/>
-        </w:rPr>
-        <w:t>преобразование</w:t>
-      </w:r>
-      <w:r>
-        <w:rPr>
-          <w:rFonts w:cs="Calibri" w:ascii="Calibri" w:hAnsi="Calibri"/>
-          <w:b w:val="false"/>
-          <w:bCs w:val="false"/>
-          <w:kern w:val="2"/>
-          <w:sz w:val="22"/>
-          <w:szCs w:val="22"/>
-          <w:lang w:val="ru-RU"/>
-        </w:rPr>
-        <w:t xml:space="preserve"> SQL-запросов </w:t>
-      </w:r>
-      <w:r>
-        <w:rPr>
-          <w:rFonts w:cs="Calibri" w:ascii="Calibri" w:hAnsi="Calibri"/>
-          <w:b w:val="false"/>
-          <w:bCs w:val="false"/>
-          <w:kern w:val="2"/>
-          <w:sz w:val="22"/>
-          <w:szCs w:val="22"/>
-          <w:lang w:val="ru-RU"/>
-        </w:rPr>
-        <w:t xml:space="preserve">в </w:t>
+        <w:t xml:space="preserve">- Работа с базами данных PostgreSQL, преобразование SQL-запросов в </w:t>
       </w:r>
       <w:r>
         <w:rPr>
@@ -1771,9 +1697,9 @@
     <w:p>
       <w:pPr>
         <w:pStyle w:val="Default"/>
-        <w:autoSpaceDE w:val="false"/>
-        <w:bidi w:val="0"/>
-        <w:spacing w:before="0" w:after="0"/>
+        <w:bidi w:val="0"/>
+        <w:spacing w:before="0" w:after="0"/>
+        <w:ind w:hanging="0" w:start="0"/>
         <w:rPr>
           <w:rFonts w:ascii="Calibri" w:hAnsi="Calibri" w:cs="Calibri"/>
           <w:b w:val="false"/>
@@ -1844,19 +1770,7 @@
           <w:szCs w:val="22"/>
           <w:lang w:val="ru-RU"/>
         </w:rPr>
-        <w:t xml:space="preserve">включая </w:t>
-      </w:r>
-      <w:r>
-        <w:rPr>
-          <w:rFonts w:cs="Calibri" w:ascii="Calibri" w:hAnsi="Calibri"/>
-          <w:b w:val="false"/>
-          <w:bCs w:val="false"/>
-          <w:kern w:val="2"/>
-          <w:sz w:val="22"/>
-          <w:szCs w:val="22"/>
-          <w:lang w:val="ru-RU"/>
-        </w:rPr>
-        <w:t>п</w:t>
+        <w:t>включая п</w:t>
       </w:r>
       <w:r>
         <w:rPr>
@@ -1874,9 +1788,9 @@
     <w:p>
       <w:pPr>
         <w:pStyle w:val="Default"/>
-        <w:autoSpaceDE w:val="false"/>
-        <w:bidi w:val="0"/>
-        <w:spacing w:before="0" w:after="0"/>
+        <w:bidi w:val="0"/>
+        <w:spacing w:before="0" w:after="0"/>
+        <w:ind w:hanging="0" w:start="0"/>
         <w:rPr>
           <w:rFonts w:ascii="Calibri" w:hAnsi="Calibri" w:cs="Calibri"/>
           <w:b w:val="false"/>
@@ -1897,15 +1811,15 @@
           <w:szCs w:val="22"/>
           <w:lang w:val="en-US"/>
         </w:rPr>
-        <w:t>- Организация межсервисного взаимодействия с использованием Apache Kafka</w:t>
-      </w:r>
-    </w:p>
-    <w:p>
-      <w:pPr>
-        <w:pStyle w:val="Default"/>
-        <w:autoSpaceDE w:val="false"/>
-        <w:bidi w:val="0"/>
-        <w:spacing w:before="0" w:after="0"/>
+        <w:t>- Организация межсервисного взаимодействия с использованием Apache Kafka для асинхронной потоковой обработки данных;</w:t>
+      </w:r>
+    </w:p>
+    <w:p>
+      <w:pPr>
+        <w:pStyle w:val="Default"/>
+        <w:bidi w:val="0"/>
+        <w:spacing w:before="0" w:after="0"/>
+        <w:ind w:hanging="0" w:start="0"/>
         <w:rPr>
           <w:rFonts w:ascii="Calibri" w:hAnsi="Calibri" w:cs="Calibri"/>
           <w:b w:val="false"/>
@@ -1924,17 +1838,29 @@
           <w:kern w:val="2"/>
           <w:sz w:val="22"/>
           <w:szCs w:val="22"/>
-          <w:lang w:val="en-US"/>
-        </w:rPr>
-        <w:t>для асинхронной потоковой обработки данных;</w:t>
-      </w:r>
-    </w:p>
-    <w:p>
-      <w:pPr>
-        <w:pStyle w:val="Default"/>
-        <w:autoSpaceDE w:val="false"/>
-        <w:bidi w:val="0"/>
-        <w:spacing w:before="0" w:after="0"/>
+          <w:lang w:val="ru-RU"/>
+        </w:rPr>
+        <w:t>- К</w:t>
+      </w:r>
+      <w:r>
+        <w:rPr>
+          <w:rFonts w:cs="Calibri" w:ascii="Calibri" w:hAnsi="Calibri"/>
+          <w:b w:val="false"/>
+          <w:bCs w:val="false"/>
+          <w:kern w:val="2"/>
+          <w:sz w:val="22"/>
+          <w:szCs w:val="22"/>
+          <w:lang w:val="en-US"/>
+        </w:rPr>
+        <w:t>онтейнеризация приложений с помощью Docker;</w:t>
+      </w:r>
+    </w:p>
+    <w:p>
+      <w:pPr>
+        <w:pStyle w:val="Default"/>
+        <w:bidi w:val="0"/>
+        <w:spacing w:before="0" w:after="0"/>
+        <w:ind w:hanging="0" w:start="0"/>
         <w:rPr>
           <w:rFonts w:ascii="Calibri" w:hAnsi="Calibri" w:cs="Calibri"/>
           <w:b w:val="false"/>
@@ -1953,29 +1879,209 @@
           <w:kern w:val="2"/>
           <w:sz w:val="22"/>
           <w:szCs w:val="22"/>
-          <w:lang w:val="ru-RU"/>
-        </w:rPr>
-        <w:t>- К</w:t>
-      </w:r>
-      <w:r>
-        <w:rPr>
-          <w:rFonts w:cs="Calibri" w:ascii="Calibri" w:hAnsi="Calibri"/>
-          <w:b w:val="false"/>
-          <w:bCs w:val="false"/>
-          <w:kern w:val="2"/>
-          <w:sz w:val="22"/>
-          <w:szCs w:val="22"/>
-          <w:lang w:val="en-US"/>
-        </w:rPr>
-        <w:t>онтейнеризация приложений с помощью Docker;</w:t>
-      </w:r>
-    </w:p>
-    <w:p>
-      <w:pPr>
-        <w:pStyle w:val="Default"/>
-        <w:autoSpaceDE w:val="false"/>
-        <w:bidi w:val="0"/>
-        <w:spacing w:before="0" w:after="0"/>
+          <w:lang w:val="en-US"/>
+        </w:rPr>
+        <w:t xml:space="preserve">- </w:t>
+      </w:r>
+      <w:r>
+        <w:rPr>
+          <w:rFonts w:cs="Calibri" w:ascii="Calibri" w:hAnsi="Calibri"/>
+          <w:b w:val="false"/>
+          <w:bCs w:val="false"/>
+          <w:kern w:val="2"/>
+          <w:sz w:val="22"/>
+          <w:szCs w:val="22"/>
+          <w:lang w:val="ru-RU"/>
+        </w:rPr>
+        <w:t xml:space="preserve">Написание манифестов </w:t>
+      </w:r>
+      <w:r>
+        <w:rPr>
+          <w:rFonts w:cs="Calibri" w:ascii="Calibri" w:hAnsi="Calibri"/>
+          <w:b w:val="false"/>
+          <w:bCs w:val="false"/>
+          <w:kern w:val="2"/>
+          <w:sz w:val="22"/>
+          <w:szCs w:val="22"/>
+          <w:lang w:val="en-US"/>
+        </w:rPr>
+        <w:t xml:space="preserve">OpenShift </w:t>
+      </w:r>
+      <w:r>
+        <w:rPr>
+          <w:rFonts w:cs="Calibri" w:ascii="Calibri" w:hAnsi="Calibri"/>
+          <w:b w:val="false"/>
+          <w:bCs w:val="false"/>
+          <w:kern w:val="2"/>
+          <w:sz w:val="22"/>
+          <w:szCs w:val="22"/>
+          <w:lang w:val="ru-RU"/>
+        </w:rPr>
+        <w:t>и участие в деплое</w:t>
+      </w:r>
+      <w:r>
+        <w:rPr>
+          <w:rFonts w:cs="Calibri" w:ascii="Calibri" w:hAnsi="Calibri"/>
+          <w:b w:val="false"/>
+          <w:bCs w:val="false"/>
+          <w:kern w:val="2"/>
+          <w:sz w:val="22"/>
+          <w:szCs w:val="22"/>
+          <w:lang w:val="en-US"/>
+        </w:rPr>
+        <w:t>;</w:t>
+      </w:r>
+    </w:p>
+    <w:p>
+      <w:pPr>
+        <w:pStyle w:val="Default"/>
+        <w:bidi w:val="0"/>
+        <w:spacing w:before="0" w:after="0"/>
+        <w:ind w:hanging="0" w:start="0"/>
+        <w:rPr>
+          <w:b/>
+          <w:bCs/>
+        </w:rPr>
+      </w:pPr>
+      <w:r>
+        <w:rPr>
+          <w:rFonts w:cs="Calibri" w:ascii="Calibri" w:hAnsi="Calibri"/>
+          <w:b w:val="false"/>
+          <w:bCs w:val="false"/>
+          <w:kern w:val="2"/>
+          <w:sz w:val="22"/>
+          <w:szCs w:val="22"/>
+          <w:lang w:val="ru-RU"/>
+        </w:rPr>
+        <w:t xml:space="preserve">- Написание </w:t>
+      </w:r>
+      <w:r>
+        <w:rPr>
+          <w:rFonts w:cs="Calibri" w:ascii="Calibri" w:hAnsi="Calibri"/>
+          <w:b w:val="false"/>
+          <w:bCs w:val="false"/>
+          <w:kern w:val="2"/>
+          <w:sz w:val="22"/>
+          <w:szCs w:val="22"/>
+          <w:lang w:val="en-US"/>
+        </w:rPr>
+        <w:t>Unit-</w:t>
+      </w:r>
+      <w:r>
+        <w:rPr>
+          <w:rFonts w:cs="Calibri" w:ascii="Calibri" w:hAnsi="Calibri"/>
+          <w:b w:val="false"/>
+          <w:bCs w:val="false"/>
+          <w:kern w:val="2"/>
+          <w:sz w:val="22"/>
+          <w:szCs w:val="22"/>
+          <w:lang w:val="ru-RU"/>
+        </w:rPr>
+        <w:t xml:space="preserve">тестов </w:t>
+      </w:r>
+      <w:r>
+        <w:rPr>
+          <w:rFonts w:cs="Calibri" w:ascii="Calibri" w:hAnsi="Calibri"/>
+          <w:b w:val="false"/>
+          <w:bCs w:val="false"/>
+          <w:kern w:val="2"/>
+          <w:sz w:val="22"/>
+          <w:szCs w:val="22"/>
+          <w:lang w:val="en-US"/>
+        </w:rPr>
+        <w:t>(80%)  и интеграционных;</w:t>
+      </w:r>
+    </w:p>
+    <w:p>
+      <w:pPr>
+        <w:pStyle w:val="Default"/>
+        <w:bidi w:val="0"/>
+        <w:spacing w:before="0" w:after="0"/>
+        <w:ind w:hanging="0" w:start="0"/>
+        <w:rPr>
+          <w:b/>
+          <w:bCs/>
+        </w:rPr>
+      </w:pPr>
+      <w:r>
+        <w:rPr>
+          <w:rFonts w:cs="Calibri" w:ascii="Calibri" w:hAnsi="Calibri"/>
+          <w:b w:val="false"/>
+          <w:bCs w:val="false"/>
+          <w:kern w:val="2"/>
+          <w:sz w:val="22"/>
+          <w:szCs w:val="22"/>
+          <w:lang w:val="ru-RU"/>
+        </w:rPr>
+        <w:t xml:space="preserve">- Проведение </w:t>
+      </w:r>
+      <w:r>
+        <w:rPr>
+          <w:rFonts w:cs="Calibri" w:ascii="Calibri" w:hAnsi="Calibri"/>
+          <w:b w:val="false"/>
+          <w:bCs w:val="false"/>
+          <w:kern w:val="2"/>
+          <w:sz w:val="22"/>
+          <w:szCs w:val="22"/>
+          <w:lang w:val="en-US"/>
+        </w:rPr>
+        <w:t>CodeReview;</w:t>
+      </w:r>
+    </w:p>
+    <w:p>
+      <w:pPr>
+        <w:pStyle w:val="Default"/>
+        <w:bidi w:val="0"/>
+        <w:spacing w:before="0" w:after="0"/>
+        <w:ind w:hanging="0" w:start="0"/>
+        <w:rPr>
+          <w:b/>
+          <w:bCs/>
+        </w:rPr>
+      </w:pPr>
+      <w:r>
+        <w:rPr>
+          <w:rFonts w:cs="Calibri" w:ascii="Calibri" w:hAnsi="Calibri"/>
+          <w:b w:val="false"/>
+          <w:bCs w:val="false"/>
+          <w:kern w:val="2"/>
+          <w:sz w:val="22"/>
+          <w:szCs w:val="22"/>
+          <w:lang w:val="en-US"/>
+        </w:rPr>
+        <w:t xml:space="preserve">- </w:t>
+      </w:r>
+      <w:r>
+        <w:rPr>
+          <w:rFonts w:cs="Calibri" w:ascii="Calibri" w:hAnsi="Calibri"/>
+          <w:b w:val="false"/>
+          <w:bCs w:val="false"/>
+          <w:kern w:val="2"/>
+          <w:sz w:val="22"/>
+          <w:szCs w:val="22"/>
+          <w:lang w:val="ru-RU"/>
+        </w:rPr>
+        <w:t xml:space="preserve">Участие в </w:t>
+      </w:r>
+      <w:r>
+        <w:rPr>
+          <w:rFonts w:cs="Calibri" w:ascii="Calibri" w:hAnsi="Calibri"/>
+          <w:b w:val="false"/>
+          <w:bCs w:val="false"/>
+          <w:kern w:val="2"/>
+          <w:sz w:val="22"/>
+          <w:szCs w:val="22"/>
+          <w:lang w:val="en-US"/>
+        </w:rPr>
+        <w:t>PerfomanceReview;</w:t>
+      </w:r>
+    </w:p>
+    <w:p>
+      <w:pPr>
+        <w:pStyle w:val="Default"/>
+        <w:bidi w:val="0"/>
+        <w:spacing w:before="0" w:after="0"/>
+        <w:ind w:hanging="0" w:start="0"/>
         <w:rPr>
           <w:rFonts w:ascii="Calibri" w:hAnsi="Calibri" w:cs="Calibri"/>
           <w:b w:val="false"/>
@@ -1996,279 +2102,39 @@
           <w:szCs w:val="22"/>
           <w:lang w:val="en-US"/>
         </w:rPr>
-        <w:t xml:space="preserve">- </w:t>
-      </w:r>
-      <w:r>
-        <w:rPr>
-          <w:rFonts w:cs="Calibri" w:ascii="Calibri" w:hAnsi="Calibri"/>
-          <w:b w:val="false"/>
-          <w:bCs w:val="false"/>
-          <w:kern w:val="2"/>
-          <w:sz w:val="22"/>
-          <w:szCs w:val="22"/>
-          <w:lang w:val="ru-RU"/>
-        </w:rPr>
-        <w:t xml:space="preserve">Написание манифестов </w:t>
-      </w:r>
-      <w:r>
-        <w:rPr>
-          <w:rFonts w:cs="Calibri" w:ascii="Calibri" w:hAnsi="Calibri"/>
-          <w:b w:val="false"/>
-          <w:bCs w:val="false"/>
-          <w:kern w:val="2"/>
-          <w:sz w:val="22"/>
-          <w:szCs w:val="22"/>
-          <w:lang w:val="en-US"/>
-        </w:rPr>
-        <w:t xml:space="preserve">OpenShift </w:t>
-      </w:r>
-      <w:r>
-        <w:rPr>
-          <w:rFonts w:cs="Calibri" w:ascii="Calibri" w:hAnsi="Calibri"/>
-          <w:b w:val="false"/>
-          <w:bCs w:val="false"/>
-          <w:kern w:val="2"/>
-          <w:sz w:val="22"/>
-          <w:szCs w:val="22"/>
-          <w:lang w:val="ru-RU"/>
-        </w:rPr>
-        <w:t>и участие в деплое</w:t>
-      </w:r>
-      <w:r>
-        <w:rPr>
-          <w:rFonts w:cs="Calibri" w:ascii="Calibri" w:hAnsi="Calibri"/>
-          <w:b w:val="false"/>
-          <w:bCs w:val="false"/>
-          <w:kern w:val="2"/>
-          <w:sz w:val="22"/>
-          <w:szCs w:val="22"/>
-          <w:lang w:val="en-US"/>
-        </w:rPr>
-        <w:t>;</w:t>
-      </w:r>
-    </w:p>
-    <w:p>
-      <w:pPr>
-        <w:pStyle w:val="Default"/>
-        <w:autoSpaceDE w:val="false"/>
-        <w:bidi w:val="0"/>
-        <w:spacing w:before="0" w:after="0"/>
-        <w:rPr>
-          <w:b/>
-          <w:bCs/>
-        </w:rPr>
-      </w:pPr>
-      <w:r>
-        <w:rPr>
-          <w:rFonts w:cs="Calibri" w:ascii="Calibri" w:hAnsi="Calibri"/>
-          <w:b w:val="false"/>
-          <w:bCs w:val="false"/>
-          <w:kern w:val="2"/>
-          <w:sz w:val="22"/>
-          <w:szCs w:val="22"/>
-          <w:lang w:val="ru-RU"/>
-        </w:rPr>
-        <w:t>- Написание</w:t>
-      </w:r>
-      <w:r>
-        <w:rPr>
-          <w:rFonts w:cs="Calibri" w:ascii="Calibri" w:hAnsi="Calibri"/>
-          <w:b w:val="false"/>
-          <w:bCs w:val="false"/>
-          <w:kern w:val="2"/>
-          <w:sz w:val="22"/>
-          <w:szCs w:val="22"/>
-          <w:lang w:val="ru-RU"/>
-        </w:rPr>
-        <w:t xml:space="preserve"> </w:t>
-      </w:r>
-      <w:r>
-        <w:rPr>
-          <w:rFonts w:cs="Calibri" w:ascii="Calibri" w:hAnsi="Calibri"/>
-          <w:b w:val="false"/>
-          <w:bCs w:val="false"/>
-          <w:kern w:val="2"/>
-          <w:sz w:val="22"/>
-          <w:szCs w:val="22"/>
-          <w:lang w:val="en-US"/>
-        </w:rPr>
-        <w:t>Unit-</w:t>
-      </w:r>
-      <w:r>
-        <w:rPr>
-          <w:rFonts w:cs="Calibri" w:ascii="Calibri" w:hAnsi="Calibri"/>
-          <w:b w:val="false"/>
-          <w:bCs w:val="false"/>
-          <w:kern w:val="2"/>
-          <w:sz w:val="22"/>
-          <w:szCs w:val="22"/>
-          <w:lang w:val="ru-RU"/>
-        </w:rPr>
-        <w:t>тест</w:t>
-      </w:r>
-      <w:r>
-        <w:rPr>
-          <w:rFonts w:cs="Calibri" w:ascii="Calibri" w:hAnsi="Calibri"/>
-          <w:b w:val="false"/>
-          <w:bCs w:val="false"/>
-          <w:kern w:val="2"/>
-          <w:sz w:val="22"/>
-          <w:szCs w:val="22"/>
-          <w:lang w:val="ru-RU"/>
-        </w:rPr>
-        <w:t>ов</w:t>
-      </w:r>
-      <w:r>
-        <w:rPr>
-          <w:rFonts w:cs="Calibri" w:ascii="Calibri" w:hAnsi="Calibri"/>
-          <w:b w:val="false"/>
-          <w:bCs w:val="false"/>
-          <w:kern w:val="2"/>
-          <w:sz w:val="22"/>
-          <w:szCs w:val="22"/>
-          <w:lang w:val="ru-RU"/>
-        </w:rPr>
-        <w:t xml:space="preserve"> </w:t>
-      </w:r>
-      <w:r>
-        <w:rPr>
-          <w:rFonts w:cs="Calibri" w:ascii="Calibri" w:hAnsi="Calibri"/>
-          <w:b w:val="false"/>
-          <w:bCs w:val="false"/>
-          <w:kern w:val="2"/>
-          <w:sz w:val="22"/>
-          <w:szCs w:val="22"/>
-          <w:lang w:val="en-US"/>
-        </w:rPr>
-        <w:t>(80%);</w:t>
-      </w:r>
-    </w:p>
-    <w:p>
-      <w:pPr>
-        <w:pStyle w:val="Default"/>
-        <w:autoSpaceDE w:val="false"/>
-        <w:bidi w:val="0"/>
-        <w:spacing w:before="0" w:after="0"/>
-        <w:rPr>
-          <w:b/>
-          <w:bCs/>
-        </w:rPr>
-      </w:pPr>
-      <w:r>
-        <w:rPr>
-          <w:rFonts w:cs="Calibri" w:ascii="Calibri" w:hAnsi="Calibri"/>
-          <w:b w:val="false"/>
-          <w:bCs w:val="false"/>
-          <w:kern w:val="2"/>
-          <w:sz w:val="22"/>
-          <w:szCs w:val="22"/>
-          <w:lang w:val="ru-RU"/>
-        </w:rPr>
-        <w:t xml:space="preserve">- </w:t>
-      </w:r>
-      <w:r>
-        <w:rPr>
-          <w:rFonts w:cs="Calibri" w:ascii="Calibri" w:hAnsi="Calibri"/>
-          <w:b w:val="false"/>
-          <w:bCs w:val="false"/>
-          <w:kern w:val="2"/>
-          <w:sz w:val="22"/>
-          <w:szCs w:val="22"/>
-          <w:lang w:val="ru-RU"/>
-        </w:rPr>
-        <w:t>П</w:t>
-      </w:r>
-      <w:r>
-        <w:rPr>
-          <w:rFonts w:cs="Calibri" w:ascii="Calibri" w:hAnsi="Calibri"/>
-          <w:b w:val="false"/>
-          <w:bCs w:val="false"/>
-          <w:kern w:val="2"/>
-          <w:sz w:val="22"/>
-          <w:szCs w:val="22"/>
-          <w:lang w:val="ru-RU"/>
-        </w:rPr>
-        <w:t xml:space="preserve">роведение </w:t>
-      </w:r>
-      <w:r>
-        <w:rPr>
-          <w:rFonts w:cs="Calibri" w:ascii="Calibri" w:hAnsi="Calibri"/>
-          <w:b w:val="false"/>
-          <w:bCs w:val="false"/>
-          <w:kern w:val="2"/>
-          <w:sz w:val="22"/>
-          <w:szCs w:val="22"/>
-          <w:lang w:val="en-US"/>
-        </w:rPr>
-        <w:t>CodeReview;</w:t>
-      </w:r>
-    </w:p>
-    <w:p>
-      <w:pPr>
-        <w:pStyle w:val="Default"/>
-        <w:autoSpaceDE w:val="false"/>
-        <w:bidi w:val="0"/>
-        <w:spacing w:before="0" w:after="0"/>
-        <w:rPr>
-          <w:b/>
-          <w:bCs/>
-        </w:rPr>
-      </w:pPr>
-      <w:r>
-        <w:rPr>
-          <w:rFonts w:cs="Calibri" w:ascii="Calibri" w:hAnsi="Calibri"/>
-          <w:b w:val="false"/>
-          <w:bCs w:val="false"/>
-          <w:kern w:val="2"/>
-          <w:sz w:val="22"/>
-          <w:szCs w:val="22"/>
-          <w:lang w:val="en-US"/>
-        </w:rPr>
-        <w:t xml:space="preserve">- </w:t>
-      </w:r>
-      <w:r>
-        <w:rPr>
-          <w:rFonts w:cs="Calibri" w:ascii="Calibri" w:hAnsi="Calibri"/>
-          <w:b w:val="false"/>
-          <w:bCs w:val="false"/>
-          <w:kern w:val="2"/>
-          <w:sz w:val="22"/>
-          <w:szCs w:val="22"/>
-          <w:lang w:val="ru-RU"/>
-        </w:rPr>
-        <w:t>У</w:t>
-      </w:r>
-      <w:r>
-        <w:rPr>
-          <w:rFonts w:cs="Calibri" w:ascii="Calibri" w:hAnsi="Calibri"/>
-          <w:b w:val="false"/>
-          <w:bCs w:val="false"/>
-          <w:kern w:val="2"/>
-          <w:sz w:val="22"/>
-          <w:szCs w:val="22"/>
-          <w:lang w:val="ru-RU"/>
-        </w:rPr>
-        <w:t xml:space="preserve">частие в </w:t>
-      </w:r>
-      <w:r>
-        <w:rPr>
-          <w:rFonts w:cs="Calibri" w:ascii="Calibri" w:hAnsi="Calibri"/>
-          <w:b w:val="false"/>
-          <w:bCs w:val="false"/>
-          <w:kern w:val="2"/>
-          <w:sz w:val="22"/>
-          <w:szCs w:val="22"/>
-          <w:lang w:val="en-US"/>
-        </w:rPr>
-        <w:t>PerfomanceReview;</w:t>
-      </w:r>
-    </w:p>
-    <w:p>
-      <w:pPr>
-        <w:pStyle w:val="Default"/>
-        <w:autoSpaceDE w:val="false"/>
-        <w:bidi w:val="0"/>
-        <w:spacing w:before="0" w:after="0"/>
+        <w:t xml:space="preserve">- Работа с системами контроля версий Git </w:t>
+      </w:r>
+      <w:r>
+        <w:rPr>
+          <w:rFonts w:cs="Calibri" w:ascii="Calibri" w:hAnsi="Calibri"/>
+          <w:b w:val="false"/>
+          <w:bCs w:val="false"/>
+          <w:kern w:val="2"/>
+          <w:sz w:val="22"/>
+          <w:szCs w:val="22"/>
+          <w:lang w:val="ru-RU"/>
+        </w:rPr>
+        <w:t xml:space="preserve">и </w:t>
+      </w:r>
+      <w:r>
+        <w:rPr>
+          <w:rFonts w:cs="Calibri" w:ascii="Calibri" w:hAnsi="Calibri"/>
+          <w:b w:val="false"/>
+          <w:bCs w:val="false"/>
+          <w:kern w:val="2"/>
+          <w:sz w:val="22"/>
+          <w:szCs w:val="22"/>
+          <w:lang w:val="en-US"/>
+        </w:rPr>
+        <w:t>BitBucket;</w:t>
+      </w:r>
+    </w:p>
+    <w:p>
+      <w:pPr>
+        <w:pStyle w:val="Default"/>
+        <w:bidi w:val="0"/>
+        <w:spacing w:before="0" w:after="0"/>
+        <w:ind w:hanging="0" w:start="0"/>
         <w:rPr>
           <w:rFonts w:ascii="Calibri" w:hAnsi="Calibri" w:cs="Calibri"/>
           <w:b w:val="false"/>
@@ -2289,68 +2155,15 @@
           <w:szCs w:val="22"/>
           <w:lang w:val="en-US"/>
         </w:rPr>
-        <w:t xml:space="preserve">- Работа с системами контроля версий Git </w:t>
-      </w:r>
-      <w:r>
-        <w:rPr>
-          <w:rFonts w:cs="Calibri" w:ascii="Calibri" w:hAnsi="Calibri"/>
-          <w:b w:val="false"/>
-          <w:bCs w:val="false"/>
-          <w:kern w:val="2"/>
-          <w:sz w:val="22"/>
-          <w:szCs w:val="22"/>
-          <w:lang w:val="ru-RU"/>
-        </w:rPr>
-        <w:t xml:space="preserve">и </w:t>
-      </w:r>
-      <w:r>
-        <w:rPr>
-          <w:rFonts w:cs="Calibri" w:ascii="Calibri" w:hAnsi="Calibri"/>
-          <w:b w:val="false"/>
-          <w:bCs w:val="false"/>
-          <w:kern w:val="2"/>
-          <w:sz w:val="22"/>
-          <w:szCs w:val="22"/>
-          <w:lang w:val="en-US"/>
-        </w:rPr>
-        <w:t>BitBucket;</w:t>
-      </w:r>
-    </w:p>
-    <w:p>
-      <w:pPr>
-        <w:pStyle w:val="Default"/>
-        <w:autoSpaceDE w:val="false"/>
-        <w:bidi w:val="0"/>
-        <w:spacing w:before="0" w:after="0"/>
-        <w:rPr>
-          <w:rFonts w:ascii="Calibri" w:hAnsi="Calibri" w:cs="Calibri"/>
-          <w:b w:val="false"/>
-          <w:bCs w:val="false"/>
-          <w:kern w:val="2"/>
-          <w:sz w:val="22"/>
-          <w:szCs w:val="22"/>
-          <w:lang w:val="en-US"/>
-        </w:rPr>
-      </w:pPr>
-      <w:r>
-        <w:rPr>
-          <w:rFonts w:cs="Calibri" w:ascii="Calibri" w:hAnsi="Calibri"/>
-          <w:b w:val="false"/>
-          <w:bCs w:val="false"/>
-          <w:kern w:val="2"/>
-          <w:sz w:val="22"/>
-          <w:szCs w:val="22"/>
-          <w:lang w:val="en-US"/>
-        </w:rPr>
         <w:t>- Работа с инструментами управления задачами и документацией Jira и Confluence;</w:t>
       </w:r>
     </w:p>
     <w:p>
       <w:pPr>
         <w:pStyle w:val="Default"/>
-        <w:autoSpaceDE w:val="false"/>
-        <w:bidi w:val="0"/>
-        <w:spacing w:before="0" w:after="0"/>
+        <w:bidi w:val="0"/>
+        <w:spacing w:before="0" w:after="0"/>
+        <w:ind w:hanging="0" w:start="0"/>
         <w:rPr>
           <w:rFonts w:ascii="Calibri" w:hAnsi="Calibri" w:cs="Calibri"/>
           <w:b w:val="false"/>
@@ -2382,7 +2195,6 @@
           <w:numId w:val="0"/>
         </w:numPr>
         <w:suppressAutoHyphens w:val="true"/>
-        <w:autoSpaceDE w:val="false"/>
         <w:spacing w:before="0" w:after="0"/>
         <w:ind w:hanging="0" w:start="0" w:end="0"/>
         <w:rPr>
@@ -2449,7 +2261,6 @@
           <w:numId w:val="0"/>
         </w:numPr>
         <w:suppressAutoHyphens w:val="true"/>
-        <w:autoSpaceDE w:val="false"/>
         <w:bidi w:val="0"/>
         <w:spacing w:before="0" w:after="0"/>
         <w:ind w:hanging="0" w:start="0" w:end="0"/>
@@ -2518,9 +2329,9 @@
     <w:p>
       <w:pPr>
         <w:pStyle w:val="Default"/>
-        <w:autoSpaceDE w:val="false"/>
-        <w:bidi w:val="0"/>
-        <w:spacing w:before="0" w:after="0"/>
+        <w:bidi w:val="0"/>
+        <w:spacing w:before="0" w:after="0"/>
+        <w:ind w:hanging="0" w:start="0"/>
         <w:rPr/>
       </w:pPr>
       <w:r>
@@ -2601,8 +2412,27 @@
           <w:u w:val="none"/>
           <w:lang w:val="en-US"/>
         </w:rPr>
-        <w:t xml:space="preserve">s, Kafka, Git, Bitbucket, Jira, Confluence, </w:t>
-      </w:r>
+        <w:t>s, Kafka, Git, Bitbucket, Jira, Confluence, SonarQube</w:t>
+      </w:r>
+    </w:p>
+    <w:p>
+      <w:pPr>
+        <w:pStyle w:val="Default"/>
+        <w:bidi w:val="0"/>
+        <w:spacing w:before="0" w:after="0"/>
+        <w:ind w:hanging="0" w:start="0"/>
+        <w:rPr>
+          <w:rFonts w:ascii="Calibri" w:hAnsi="Calibri" w:eastAsia="Calibri;Calibri" w:cs="Calibri"/>
+          <w:strike w:val="false"/>
+          <w:dstrike w:val="false"/>
+          <w:color w:val="000000"/>
+          <w:kern w:val="2"/>
+          <w:sz w:val="22"/>
+          <w:szCs w:val="22"/>
+          <w:u w:val="none"/>
+          <w:lang w:val="en-US"/>
+        </w:rPr>
+      </w:pPr>
       <w:r>
         <w:rPr>
           <w:rFonts w:eastAsia="Calibri;Calibri" w:cs="Calibri" w:ascii="Calibri" w:hAnsi="Calibri"/>
@@ -2615,275 +2445,319 @@
           <w:u w:val="none"/>
           <w:lang w:val="en-US"/>
         </w:rPr>
-        <w:t>SonarQube</w:t>
-      </w:r>
-    </w:p>
-    <w:p>
-      <w:pPr>
-        <w:pStyle w:val="Default"/>
-        <w:autoSpaceDE w:val="false"/>
-        <w:bidi w:val="0"/>
-        <w:spacing w:before="0" w:after="0"/>
-        <w:rPr>
-          <w:rFonts w:ascii="Calibri" w:hAnsi="Calibri" w:eastAsia="Calibri;Calibri" w:cs="Calibri"/>
-          <w:strike w:val="false"/>
-          <w:dstrike w:val="false"/>
-          <w:color w:val="000000"/>
-          <w:kern w:val="2"/>
-          <w:sz w:val="22"/>
-          <w:szCs w:val="22"/>
-          <w:u w:val="none"/>
-          <w:lang w:val="en-US"/>
-        </w:rPr>
-      </w:pPr>
+      </w:r>
+    </w:p>
+    <w:p>
+      <w:pPr>
+        <w:pStyle w:val="Default"/>
+        <w:bidi w:val="0"/>
+        <w:spacing w:before="0" w:after="0"/>
+        <w:ind w:hanging="0" w:start="0"/>
+        <w:rPr/>
+      </w:pPr>
+      <w:r>
+        <w:rPr>
+          <w:rFonts w:eastAsia="Calibri;Calibri" w:cs="Calibri;Calibri"/>
+          <w:b/>
+          <w:bCs/>
+          <w:color w:val="000000"/>
+          <w:sz w:val="22"/>
+          <w:szCs w:val="22"/>
+        </w:rPr>
+        <w:t>Название компании (Сбер):</w:t>
+      </w:r>
+      <w:r>
+        <w:rPr>
+          <w:rFonts w:eastAsia="Calibri;Calibri" w:cs="Calibri;Calibri"/>
+          <w:color w:val="000000"/>
+          <w:sz w:val="22"/>
+          <w:szCs w:val="22"/>
+        </w:rPr>
+        <w:t xml:space="preserve"> </w:t>
+      </w:r>
+      <w:r>
+        <w:rPr>
+          <w:rFonts w:eastAsia="Calibri;Calibri" w:cs="Calibri;Calibri"/>
+          <w:color w:val="000000"/>
+          <w:sz w:val="22"/>
+          <w:szCs w:val="22"/>
+          <w:lang w:val="en-US"/>
+        </w:rPr>
+        <w:t>iFellow</w:t>
+      </w:r>
+    </w:p>
+    <w:p>
+      <w:pPr>
+        <w:pStyle w:val="Default"/>
+        <w:bidi w:val="0"/>
+        <w:spacing w:before="0" w:after="0"/>
+        <w:ind w:hanging="0" w:start="0"/>
+        <w:rPr/>
+      </w:pPr>
+      <w:r>
+        <w:rPr>
+          <w:rFonts w:eastAsia="Calibri;Calibri" w:cs="Calibri;Calibri"/>
+          <w:b/>
+          <w:bCs/>
+          <w:color w:val="000000"/>
+          <w:sz w:val="22"/>
+          <w:szCs w:val="22"/>
+        </w:rPr>
+        <w:t>Должность</w:t>
+      </w:r>
+      <w:r>
+        <w:rPr>
+          <w:rFonts w:eastAsia="Calibri;Calibri" w:cs="Calibri;Calibri"/>
+          <w:color w:val="000000"/>
+          <w:sz w:val="22"/>
+          <w:szCs w:val="22"/>
+        </w:rPr>
+        <w:t>: Senior Java разработчик</w:t>
+      </w:r>
+    </w:p>
+    <w:p>
+      <w:pPr>
+        <w:pStyle w:val="Default"/>
+        <w:bidi w:val="0"/>
+        <w:spacing w:before="0" w:after="0"/>
+        <w:ind w:hanging="0" w:start="0"/>
+        <w:rPr/>
+      </w:pPr>
+      <w:r>
+        <w:rPr>
+          <w:rFonts w:eastAsia="Calibri;Calibri" w:cs="Calibri;Calibri"/>
+          <w:b/>
+          <w:bCs/>
+          <w:strike w:val="false"/>
+          <w:dstrike w:val="false"/>
+          <w:color w:val="000000"/>
+          <w:sz w:val="22"/>
+          <w:szCs w:val="22"/>
+          <w:u w:val="none"/>
+        </w:rPr>
+        <w:t>Описание проекта</w:t>
+      </w:r>
+      <w:r>
+        <w:rPr>
+          <w:rFonts w:eastAsia="Calibri;Calibri" w:cs="Calibri;Calibri"/>
+          <w:strike w:val="false"/>
+          <w:dstrike w:val="false"/>
+          <w:color w:val="000000"/>
+          <w:sz w:val="22"/>
+          <w:szCs w:val="22"/>
+          <w:u w:val="none"/>
+        </w:rPr>
+        <w:t xml:space="preserve">: </w:t>
+      </w:r>
+      <w:r>
+        <w:rPr>
+          <w:rFonts w:eastAsia="Montserrat" w:cs="Calibri" w:ascii="Calibri" w:hAnsi="Calibri"/>
+          <w:b w:val="false"/>
+          <w:bCs/>
+          <w:strike w:val="false"/>
+          <w:dstrike w:val="false"/>
+          <w:color w:val="000000"/>
+          <w:kern w:val="2"/>
+          <w:sz w:val="22"/>
+          <w:szCs w:val="22"/>
+          <w:u w:val="none"/>
+          <w:lang w:val="ru-RU" w:eastAsia="zh-CN" w:bidi="ar-SA"/>
+        </w:rPr>
+        <w:t>И</w:t>
+      </w:r>
+      <w:r>
+        <w:rPr>
+          <w:rFonts w:eastAsia="Montserrat" w:cs="Calibri" w:ascii="Calibri" w:hAnsi="Calibri"/>
+          <w:b w:val="false"/>
+          <w:bCs/>
+          <w:strike w:val="false"/>
+          <w:dstrike w:val="false"/>
+          <w:color w:val="000000"/>
+          <w:kern w:val="2"/>
+          <w:sz w:val="22"/>
+          <w:szCs w:val="22"/>
+          <w:u w:val="none"/>
+          <w:lang w:val="en-US" w:eastAsia="zh-CN" w:bidi="ar-SA"/>
+        </w:rPr>
+        <w:t>мпортозамещение системы учёта и планирования нагрузки на контакт центр (Verint WFM</w:t>
+      </w:r>
+      <w:r>
+        <w:rPr>
+          <w:rFonts w:eastAsia="Montserrat" w:cs="Calibri" w:ascii="Calibri" w:hAnsi="Calibri"/>
+          <w:b w:val="false"/>
+          <w:bCs/>
+          <w:strike w:val="false"/>
+          <w:dstrike w:val="false"/>
+          <w:color w:val="000000"/>
+          <w:kern w:val="2"/>
+          <w:sz w:val="22"/>
+          <w:szCs w:val="22"/>
+          <w:u w:val="none"/>
+          <w:lang w:val="ru-RU" w:eastAsia="zh-CN" w:bidi="ar-SA"/>
+        </w:rPr>
+        <w:t>)</w:t>
+      </w:r>
+    </w:p>
+    <w:p>
+      <w:pPr>
+        <w:pStyle w:val="Default"/>
+        <w:bidi w:val="0"/>
+        <w:spacing w:before="0" w:after="0"/>
+        <w:ind w:hanging="0" w:start="0"/>
+        <w:rPr/>
+      </w:pPr>
+      <w:r>
+        <w:rPr>
+          <w:rFonts w:eastAsia="Calibri;Calibri" w:cs="Calibri;Calibri"/>
+          <w:b/>
+          <w:bCs/>
+          <w:strike w:val="false"/>
+          <w:dstrike w:val="false"/>
+          <w:color w:val="000000"/>
+          <w:sz w:val="22"/>
+          <w:szCs w:val="22"/>
+          <w:u w:val="none"/>
+        </w:rPr>
+        <w:t>Месяц / Наст. время</w:t>
+      </w:r>
+      <w:r>
+        <w:rPr>
+          <w:rFonts w:eastAsia="Calibri;Calibri" w:cs="Calibri;Calibri"/>
+          <w:strike w:val="false"/>
+          <w:dstrike w:val="false"/>
+          <w:color w:val="000000"/>
+          <w:sz w:val="22"/>
+          <w:szCs w:val="22"/>
+          <w:u w:val="none"/>
+        </w:rPr>
+        <w:t xml:space="preserve"> : Сентябрь 2023 - Сентябрь 2024</w:t>
+      </w:r>
+    </w:p>
+    <w:p>
+      <w:pPr>
+        <w:pStyle w:val="Default"/>
+        <w:bidi w:val="0"/>
+        <w:spacing w:before="0" w:after="0"/>
+        <w:ind w:hanging="0" w:start="0"/>
+        <w:rPr>
+          <w:b/>
+          <w:bCs/>
+        </w:rPr>
+      </w:pPr>
+      <w:r>
+        <w:rPr>
+          <w:rFonts w:eastAsia="Calibri;Calibri" w:cs="Calibri;Calibri"/>
+          <w:b/>
+          <w:bCs/>
+          <w:strike w:val="false"/>
+          <w:dstrike w:val="false"/>
+          <w:color w:val="000000"/>
+          <w:sz w:val="22"/>
+          <w:szCs w:val="22"/>
+          <w:u w:val="none"/>
+        </w:rPr>
+        <w:t>Обязанности: (подробное описание)</w:t>
+      </w:r>
       <w:r>
         <w:rPr>
           <w:rFonts w:eastAsia="Calibri;Calibri" w:cs="Calibri" w:ascii="Calibri" w:hAnsi="Calibri"/>
-          <w:strike w:val="false"/>
-          <w:dstrike w:val="false"/>
-          <w:color w:val="000000"/>
-          <w:kern w:val="2"/>
-          <w:sz w:val="22"/>
-          <w:szCs w:val="22"/>
-          <w:u w:val="none"/>
-          <w:lang w:val="en-US"/>
-        </w:rPr>
-      </w:r>
-    </w:p>
-    <w:p>
-      <w:pPr>
-        <w:pStyle w:val="Default"/>
-        <w:autoSpaceDE w:val="false"/>
-        <w:bidi w:val="0"/>
-        <w:spacing w:before="0" w:after="0"/>
-        <w:rPr/>
-      </w:pPr>
-      <w:r>
-        <w:rPr>
-          <w:rFonts w:eastAsia="Calibri;Calibri" w:cs="Calibri;Calibri"/>
-          <w:b/>
-          <w:bCs/>
-          <w:color w:val="000000"/>
-          <w:sz w:val="22"/>
-          <w:szCs w:val="22"/>
-        </w:rPr>
-        <w:t>Название компании (Сбер):</w:t>
-      </w:r>
-      <w:r>
-        <w:rPr>
-          <w:rFonts w:eastAsia="Calibri;Calibri" w:cs="Calibri;Calibri"/>
-          <w:color w:val="000000"/>
-          <w:sz w:val="22"/>
-          <w:szCs w:val="22"/>
-        </w:rPr>
-        <w:t xml:space="preserve"> </w:t>
-      </w:r>
-      <w:r>
-        <w:rPr>
-          <w:rFonts w:eastAsia="Calibri;Calibri" w:cs="Calibri;Calibri"/>
-          <w:color w:val="000000"/>
-          <w:sz w:val="22"/>
-          <w:szCs w:val="22"/>
-          <w:lang w:val="en-US"/>
-        </w:rPr>
-        <w:t>iFellow</w:t>
-      </w:r>
-    </w:p>
-    <w:p>
-      <w:pPr>
-        <w:pStyle w:val="Default"/>
-        <w:autoSpaceDE w:val="false"/>
-        <w:bidi w:val="0"/>
-        <w:spacing w:before="0" w:after="0"/>
-        <w:rPr/>
-      </w:pPr>
-      <w:r>
-        <w:rPr>
-          <w:rFonts w:eastAsia="Calibri;Calibri" w:cs="Calibri;Calibri"/>
-          <w:b/>
-          <w:bCs/>
-          <w:color w:val="000000"/>
-          <w:sz w:val="22"/>
-          <w:szCs w:val="22"/>
-        </w:rPr>
-        <w:t>Должность</w:t>
-      </w:r>
-      <w:r>
-        <w:rPr>
-          <w:rFonts w:eastAsia="Calibri;Calibri" w:cs="Calibri;Calibri"/>
-          <w:color w:val="000000"/>
-          <w:sz w:val="22"/>
-          <w:szCs w:val="22"/>
-        </w:rPr>
-        <w:t>: Senior Java разработчик</w:t>
-      </w:r>
-    </w:p>
-    <w:p>
-      <w:pPr>
-        <w:pStyle w:val="Default"/>
-        <w:autoSpaceDE w:val="false"/>
-        <w:bidi w:val="0"/>
-        <w:spacing w:before="0" w:after="0"/>
-        <w:rPr/>
-      </w:pPr>
-      <w:r>
-        <w:rPr>
-          <w:rFonts w:eastAsia="Calibri;Calibri" w:cs="Calibri;Calibri"/>
-          <w:b/>
-          <w:bCs/>
-          <w:strike w:val="false"/>
-          <w:dstrike w:val="false"/>
-          <w:color w:val="000000"/>
-          <w:sz w:val="22"/>
-          <w:szCs w:val="22"/>
-          <w:u w:val="none"/>
-        </w:rPr>
-        <w:t>Описание проекта</w:t>
-      </w:r>
-      <w:r>
-        <w:rPr>
-          <w:rFonts w:eastAsia="Calibri;Calibri" w:cs="Calibri;Calibri"/>
-          <w:strike w:val="false"/>
-          <w:dstrike w:val="false"/>
-          <w:color w:val="000000"/>
-          <w:sz w:val="22"/>
-          <w:szCs w:val="22"/>
-          <w:u w:val="none"/>
-        </w:rPr>
-        <w:t xml:space="preserve">: </w:t>
-      </w:r>
-      <w:r>
-        <w:rPr>
-          <w:rFonts w:eastAsia="Montserrat" w:cs="Calibri" w:ascii="Calibri" w:hAnsi="Calibri"/>
-          <w:b w:val="false"/>
-          <w:bCs/>
-          <w:strike w:val="false"/>
-          <w:dstrike w:val="false"/>
-          <w:color w:val="000000"/>
-          <w:kern w:val="2"/>
-          <w:sz w:val="22"/>
-          <w:szCs w:val="22"/>
-          <w:u w:val="none"/>
-          <w:lang w:val="ru-RU" w:eastAsia="zh-CN" w:bidi="ar-SA"/>
-        </w:rPr>
-        <w:t>И</w:t>
-      </w:r>
-      <w:r>
-        <w:rPr>
-          <w:rFonts w:eastAsia="Montserrat" w:cs="Calibri" w:ascii="Calibri" w:hAnsi="Calibri"/>
-          <w:b w:val="false"/>
-          <w:bCs/>
-          <w:strike w:val="false"/>
-          <w:dstrike w:val="false"/>
-          <w:color w:val="000000"/>
-          <w:kern w:val="2"/>
-          <w:sz w:val="22"/>
-          <w:szCs w:val="22"/>
-          <w:u w:val="none"/>
-          <w:lang w:val="en-US" w:eastAsia="zh-CN" w:bidi="ar-SA"/>
-        </w:rPr>
-        <w:t>мпортозамещение системы учёта и планирования нагрузки на контакт центр (Verint WFM</w:t>
-      </w:r>
-      <w:r>
-        <w:rPr>
-          <w:rFonts w:eastAsia="Montserrat" w:cs="Calibri" w:ascii="Calibri" w:hAnsi="Calibri"/>
-          <w:b w:val="false"/>
-          <w:bCs/>
-          <w:strike w:val="false"/>
-          <w:dstrike w:val="false"/>
-          <w:color w:val="000000"/>
-          <w:kern w:val="2"/>
-          <w:sz w:val="22"/>
-          <w:szCs w:val="22"/>
-          <w:u w:val="none"/>
-          <w:lang w:val="ru-RU" w:eastAsia="zh-CN" w:bidi="ar-SA"/>
+          <w:b w:val="false"/>
+          <w:bCs w:val="false"/>
+          <w:strike w:val="false"/>
+          <w:dstrike w:val="false"/>
+          <w:color w:val="000000"/>
+          <w:kern w:val="2"/>
+          <w:sz w:val="22"/>
+          <w:szCs w:val="22"/>
+          <w:u w:val="none"/>
+          <w:lang w:val="en-US"/>
+        </w:rPr>
+        <w:t>:</w:t>
+      </w:r>
+    </w:p>
+    <w:p>
+      <w:pPr>
+        <w:pStyle w:val="Default"/>
+        <w:bidi w:val="0"/>
+        <w:spacing w:before="0" w:after="0"/>
+        <w:ind w:hanging="0" w:start="0"/>
+        <w:rPr>
+          <w:rFonts w:ascii="Calibri" w:hAnsi="Calibri" w:cs="Calibri"/>
+          <w:b w:val="false"/>
+          <w:bCs w:val="false"/>
+          <w:kern w:val="2"/>
+          <w:sz w:val="22"/>
+          <w:szCs w:val="22"/>
+          <w:lang w:val="ru-RU"/>
+        </w:rPr>
+      </w:pPr>
+      <w:r>
+        <w:rPr>
+          <w:rFonts w:cs="Calibri" w:ascii="Calibri" w:hAnsi="Calibri"/>
+          <w:b w:val="false"/>
+          <w:bCs w:val="false"/>
+          <w:kern w:val="2"/>
+          <w:sz w:val="22"/>
+          <w:szCs w:val="22"/>
+          <w:lang w:val="ru-RU"/>
+        </w:rPr>
+        <w:t xml:space="preserve">- Разработка и реализация кода с использованием Java, с использованием практик SOLID и Clean </w:t>
+      </w:r>
+      <w:r>
+        <w:rPr>
+          <w:rFonts w:cs="Calibri" w:ascii="Calibri" w:hAnsi="Calibri"/>
+          <w:b w:val="false"/>
+          <w:bCs w:val="false"/>
+          <w:kern w:val="2"/>
+          <w:sz w:val="22"/>
+          <w:szCs w:val="22"/>
+          <w:lang w:val="en-US"/>
+        </w:rPr>
+        <w:t>Architecture</w:t>
+      </w:r>
+      <w:r>
+        <w:rPr>
+          <w:rFonts w:cs="Calibri" w:ascii="Calibri" w:hAnsi="Calibri"/>
+          <w:b w:val="false"/>
+          <w:bCs w:val="false"/>
+          <w:kern w:val="2"/>
+          <w:sz w:val="22"/>
+          <w:szCs w:val="22"/>
+          <w:lang w:val="ru-RU"/>
+        </w:rPr>
+        <w:t>, а также фреймворков Spring (Boot, Core, Data</w:t>
+      </w:r>
+      <w:r>
+        <w:rPr>
+          <w:rFonts w:cs="Calibri" w:ascii="Calibri" w:hAnsi="Calibri"/>
+          <w:b w:val="false"/>
+          <w:bCs w:val="false"/>
+          <w:kern w:val="2"/>
+          <w:sz w:val="22"/>
+          <w:szCs w:val="22"/>
+          <w:lang w:val="en-US"/>
         </w:rPr>
         <w:t>)</w:t>
       </w:r>
-    </w:p>
-    <w:p>
-      <w:pPr>
-        <w:pStyle w:val="Default"/>
-        <w:autoSpaceDE w:val="false"/>
-        <w:bidi w:val="0"/>
-        <w:spacing w:before="0" w:after="0"/>
-        <w:rPr/>
-      </w:pPr>
-      <w:r>
-        <w:rPr>
-          <w:rFonts w:eastAsia="Calibri;Calibri" w:cs="Calibri;Calibri"/>
-          <w:b/>
-          <w:bCs/>
-          <w:strike w:val="false"/>
-          <w:dstrike w:val="false"/>
-          <w:color w:val="000000"/>
-          <w:sz w:val="22"/>
-          <w:szCs w:val="22"/>
-          <w:u w:val="none"/>
-        </w:rPr>
-        <w:t>Месяц / Наст. время</w:t>
-      </w:r>
-      <w:r>
-        <w:rPr>
-          <w:rFonts w:eastAsia="Calibri;Calibri" w:cs="Calibri;Calibri"/>
-          <w:strike w:val="false"/>
-          <w:dstrike w:val="false"/>
-          <w:color w:val="000000"/>
-          <w:sz w:val="22"/>
-          <w:szCs w:val="22"/>
-          <w:u w:val="none"/>
-        </w:rPr>
-        <w:t xml:space="preserve"> : Сентябрь 2023 - Сентябрь 2024</w:t>
-      </w:r>
-    </w:p>
-    <w:p>
-      <w:pPr>
-        <w:pStyle w:val="Default"/>
-        <w:autoSpaceDE w:val="false"/>
-        <w:bidi w:val="0"/>
-        <w:spacing w:before="0" w:after="0"/>
-        <w:rPr>
-          <w:b/>
-          <w:bCs/>
-        </w:rPr>
-      </w:pPr>
-      <w:r>
-        <w:rPr>
-          <w:rFonts w:eastAsia="Calibri;Calibri" w:cs="Calibri;Calibri"/>
-          <w:b/>
-          <w:bCs/>
-          <w:strike w:val="false"/>
-          <w:dstrike w:val="false"/>
-          <w:color w:val="000000"/>
-          <w:sz w:val="22"/>
-          <w:szCs w:val="22"/>
-          <w:u w:val="none"/>
-        </w:rPr>
-        <w:t>Обязанности: (подробное описание)</w:t>
-      </w:r>
-      <w:r>
-        <w:rPr>
-          <w:rFonts w:eastAsia="Calibri;Calibri" w:cs="Calibri" w:ascii="Calibri" w:hAnsi="Calibri"/>
-          <w:b w:val="false"/>
-          <w:bCs w:val="false"/>
-          <w:strike w:val="false"/>
-          <w:dstrike w:val="false"/>
-          <w:color w:val="000000"/>
-          <w:kern w:val="2"/>
-          <w:sz w:val="22"/>
-          <w:szCs w:val="22"/>
-          <w:u w:val="none"/>
-          <w:lang w:val="en-US"/>
-        </w:rPr>
-        <w:t>:</w:t>
-      </w:r>
-    </w:p>
-    <w:p>
-      <w:pPr>
-        <w:pStyle w:val="Default"/>
-        <w:autoSpaceDE w:val="false"/>
-        <w:bidi w:val="0"/>
-        <w:spacing w:before="0" w:after="0"/>
+      <w:r>
+        <w:rPr>
+          <w:rFonts w:cs="Calibri" w:ascii="Calibri" w:hAnsi="Calibri"/>
+          <w:b w:val="false"/>
+          <w:bCs w:val="false"/>
+          <w:kern w:val="2"/>
+          <w:sz w:val="22"/>
+          <w:szCs w:val="22"/>
+          <w:lang w:val="ru-RU"/>
+        </w:rPr>
+        <w:t xml:space="preserve"> для создания функциональных и безопасных приложений</w:t>
+      </w:r>
+    </w:p>
+    <w:p>
+      <w:pPr>
+        <w:pStyle w:val="Default"/>
+        <w:bidi w:val="0"/>
+        <w:spacing w:before="0" w:after="0"/>
+        <w:ind w:hanging="0" w:start="0"/>
         <w:rPr>
           <w:rFonts w:ascii="Calibri" w:hAnsi="Calibri" w:cs="Calibri"/>
           <w:b w:val="false"/>
@@ -2904,161 +2778,7 @@
           <w:szCs w:val="22"/>
           <w:lang w:val="ru-RU"/>
         </w:rPr>
-        <w:t xml:space="preserve">- Разработка и реализация кода с использованием Java, </w:t>
-      </w:r>
-      <w:r>
-        <w:rPr>
-          <w:rFonts w:cs="Calibri" w:ascii="Calibri" w:hAnsi="Calibri"/>
-          <w:b w:val="false"/>
-          <w:bCs w:val="false"/>
-          <w:kern w:val="2"/>
-          <w:sz w:val="22"/>
-          <w:szCs w:val="22"/>
-          <w:lang w:val="ru-RU"/>
-        </w:rPr>
-        <w:t xml:space="preserve">с использованием практик SOLID и Clean </w:t>
-      </w:r>
-      <w:r>
-        <w:rPr>
-          <w:rFonts w:cs="Calibri" w:ascii="Calibri" w:hAnsi="Calibri"/>
-          <w:b w:val="false"/>
-          <w:bCs w:val="false"/>
-          <w:kern w:val="2"/>
-          <w:sz w:val="22"/>
-          <w:szCs w:val="22"/>
-          <w:lang w:val="en-US"/>
-        </w:rPr>
-        <w:t>Architecture</w:t>
-      </w:r>
-      <w:r>
-        <w:rPr>
-          <w:rFonts w:cs="Calibri" w:ascii="Calibri" w:hAnsi="Calibri"/>
-          <w:b w:val="false"/>
-          <w:bCs w:val="false"/>
-          <w:kern w:val="2"/>
-          <w:sz w:val="22"/>
-          <w:szCs w:val="22"/>
-          <w:lang w:val="ru-RU"/>
-        </w:rPr>
-        <w:t>, а также фреймворков</w:t>
-      </w:r>
-    </w:p>
-    <w:p>
-      <w:pPr>
-        <w:pStyle w:val="Default"/>
-        <w:autoSpaceDE w:val="false"/>
-        <w:bidi w:val="0"/>
-        <w:spacing w:before="0" w:after="0"/>
-        <w:rPr>
-          <w:rFonts w:ascii="Calibri" w:hAnsi="Calibri" w:cs="Calibri"/>
-          <w:b w:val="false"/>
-          <w:bCs w:val="false"/>
-          <w:kern w:val="2"/>
-          <w:sz w:val="22"/>
-          <w:szCs w:val="22"/>
-          <w:lang w:val="ru-RU"/>
-        </w:rPr>
-      </w:pPr>
-      <w:r>
-        <w:rPr>
-          <w:rFonts w:cs="Calibri" w:ascii="Calibri" w:hAnsi="Calibri"/>
-          <w:b w:val="false"/>
-          <w:bCs w:val="false"/>
-          <w:kern w:val="2"/>
-          <w:sz w:val="22"/>
-          <w:szCs w:val="22"/>
-          <w:lang w:val="ru-RU"/>
-        </w:rPr>
-        <w:t>Spring (Boot, Core, Data</w:t>
-      </w:r>
-      <w:r>
-        <w:rPr>
-          <w:rFonts w:cs="Calibri" w:ascii="Calibri" w:hAnsi="Calibri"/>
-          <w:b w:val="false"/>
-          <w:bCs w:val="false"/>
-          <w:kern w:val="2"/>
-          <w:sz w:val="22"/>
-          <w:szCs w:val="22"/>
-          <w:lang w:val="en-US"/>
-        </w:rPr>
-        <w:t>)</w:t>
-      </w:r>
-      <w:r>
-        <w:rPr>
-          <w:rFonts w:cs="Calibri" w:ascii="Calibri" w:hAnsi="Calibri"/>
-          <w:b w:val="false"/>
-          <w:bCs w:val="false"/>
-          <w:kern w:val="2"/>
-          <w:sz w:val="22"/>
-          <w:szCs w:val="22"/>
-          <w:lang w:val="ru-RU"/>
-        </w:rPr>
-        <w:t xml:space="preserve"> для создания функциональных и безопасных приложений</w:t>
-      </w:r>
-    </w:p>
-    <w:p>
-      <w:pPr>
-        <w:pStyle w:val="Default"/>
-        <w:autoSpaceDE w:val="false"/>
-        <w:bidi w:val="0"/>
-        <w:spacing w:before="0" w:after="0"/>
-        <w:rPr>
-          <w:rFonts w:ascii="Calibri" w:hAnsi="Calibri" w:cs="Calibri"/>
-          <w:b w:val="false"/>
-          <w:bCs w:val="false"/>
-          <w:kern w:val="2"/>
-          <w:sz w:val="22"/>
-          <w:szCs w:val="22"/>
-          <w:lang w:val="ru-RU"/>
-        </w:rPr>
-      </w:pPr>
-      <w:r>
-        <w:rPr>
-          <w:rFonts w:cs="Calibri" w:ascii="Calibri" w:hAnsi="Calibri"/>
-          <w:b w:val="false"/>
-          <w:bCs w:val="false"/>
-          <w:kern w:val="2"/>
-          <w:sz w:val="22"/>
-          <w:szCs w:val="22"/>
-          <w:lang w:val="ru-RU"/>
-        </w:rPr>
-        <w:t xml:space="preserve">- Работа с базами данных PostgreSQL, </w:t>
-      </w:r>
-      <w:r>
-        <w:rPr>
-          <w:rFonts w:cs="Calibri" w:ascii="Calibri" w:hAnsi="Calibri"/>
-          <w:b w:val="false"/>
-          <w:bCs w:val="false"/>
-          <w:kern w:val="2"/>
-          <w:sz w:val="22"/>
-          <w:szCs w:val="22"/>
-          <w:lang w:val="ru-RU"/>
-        </w:rPr>
-        <w:t>преобразование</w:t>
-      </w:r>
-      <w:r>
-        <w:rPr>
-          <w:rFonts w:cs="Calibri" w:ascii="Calibri" w:hAnsi="Calibri"/>
-          <w:b w:val="false"/>
-          <w:bCs w:val="false"/>
-          <w:kern w:val="2"/>
-          <w:sz w:val="22"/>
-          <w:szCs w:val="22"/>
-          <w:lang w:val="ru-RU"/>
-        </w:rPr>
-        <w:t xml:space="preserve"> SQL-запросов </w:t>
-      </w:r>
-      <w:r>
-        <w:rPr>
-          <w:rFonts w:cs="Calibri" w:ascii="Calibri" w:hAnsi="Calibri"/>
-          <w:b w:val="false"/>
-          <w:bCs w:val="false"/>
-          <w:kern w:val="2"/>
-          <w:sz w:val="22"/>
-          <w:szCs w:val="22"/>
-          <w:lang w:val="ru-RU"/>
-        </w:rPr>
-        <w:t xml:space="preserve">в </w:t>
+        <w:t xml:space="preserve">- Работа с базами данных PostgreSQL, преобразование SQL-запросов в </w:t>
       </w:r>
       <w:r>
         <w:rPr>
@@ -3088,9 +2808,9 @@
     <w:p>
       <w:pPr>
         <w:pStyle w:val="Default"/>
-        <w:autoSpaceDE w:val="false"/>
-        <w:bidi w:val="0"/>
-        <w:spacing w:before="0" w:after="0"/>
+        <w:bidi w:val="0"/>
+        <w:spacing w:before="0" w:after="0"/>
+        <w:ind w:hanging="0" w:start="0"/>
         <w:rPr>
           <w:rFonts w:ascii="Calibri" w:hAnsi="Calibri" w:cs="Calibri"/>
           <w:b w:val="false"/>
@@ -3161,19 +2881,7 @@
           <w:szCs w:val="22"/>
           <w:lang w:val="ru-RU"/>
         </w:rPr>
-        <w:t xml:space="preserve">включая </w:t>
-      </w:r>
-      <w:r>
-        <w:rPr>
-          <w:rFonts w:cs="Calibri" w:ascii="Calibri" w:hAnsi="Calibri"/>
-          <w:b w:val="false"/>
-          <w:bCs w:val="false"/>
-          <w:kern w:val="2"/>
-          <w:sz w:val="22"/>
-          <w:szCs w:val="22"/>
-          <w:lang w:val="ru-RU"/>
-        </w:rPr>
-        <w:t>п</w:t>
+        <w:t>включая п</w:t>
       </w:r>
       <w:r>
         <w:rPr>
@@ -3191,9 +2899,9 @@
     <w:p>
       <w:pPr>
         <w:pStyle w:val="Default"/>
-        <w:autoSpaceDE w:val="false"/>
-        <w:bidi w:val="0"/>
-        <w:spacing w:before="0" w:after="0"/>
+        <w:bidi w:val="0"/>
+        <w:spacing w:before="0" w:after="0"/>
+        <w:ind w:hanging="0" w:start="0"/>
         <w:rPr>
           <w:rFonts w:ascii="Calibri" w:hAnsi="Calibri" w:cs="Calibri"/>
           <w:b w:val="false"/>
@@ -3214,15 +2922,15 @@
           <w:szCs w:val="22"/>
           <w:lang w:val="en-US"/>
         </w:rPr>
-        <w:t>- Организация межсервисного взаимодействия с использованием Apache Kafka</w:t>
-      </w:r>
-    </w:p>
-    <w:p>
-      <w:pPr>
-        <w:pStyle w:val="Default"/>
-        <w:autoSpaceDE w:val="false"/>
-        <w:bidi w:val="0"/>
-        <w:spacing w:before="0" w:after="0"/>
+        <w:t>- Организация межсервисного взаимодействия с использованием Apache Kafka для асинхронной потоковой обработки данных;</w:t>
+      </w:r>
+    </w:p>
+    <w:p>
+      <w:pPr>
+        <w:pStyle w:val="Default"/>
+        <w:bidi w:val="0"/>
+        <w:spacing w:before="0" w:after="0"/>
+        <w:ind w:hanging="0" w:start="0"/>
         <w:rPr>
           <w:rFonts w:ascii="Calibri" w:hAnsi="Calibri" w:cs="Calibri"/>
           <w:b w:val="false"/>
@@ -3241,17 +2949,29 @@
           <w:kern w:val="2"/>
           <w:sz w:val="22"/>
           <w:szCs w:val="22"/>
-          <w:lang w:val="en-US"/>
-        </w:rPr>
-        <w:t>для асинхронной потоковой обработки данных;</w:t>
-      </w:r>
-    </w:p>
-    <w:p>
-      <w:pPr>
-        <w:pStyle w:val="Default"/>
-        <w:autoSpaceDE w:val="false"/>
-        <w:bidi w:val="0"/>
-        <w:spacing w:before="0" w:after="0"/>
+          <w:lang w:val="ru-RU"/>
+        </w:rPr>
+        <w:t>- К</w:t>
+      </w:r>
+      <w:r>
+        <w:rPr>
+          <w:rFonts w:cs="Calibri" w:ascii="Calibri" w:hAnsi="Calibri"/>
+          <w:b w:val="false"/>
+          <w:bCs w:val="false"/>
+          <w:kern w:val="2"/>
+          <w:sz w:val="22"/>
+          <w:szCs w:val="22"/>
+          <w:lang w:val="en-US"/>
+        </w:rPr>
+        <w:t>онтейнеризация приложений с помощью Docker;</w:t>
+      </w:r>
+    </w:p>
+    <w:p>
+      <w:pPr>
+        <w:pStyle w:val="Default"/>
+        <w:bidi w:val="0"/>
+        <w:spacing w:before="0" w:after="0"/>
+        <w:ind w:hanging="0" w:start="0"/>
         <w:rPr>
           <w:rFonts w:ascii="Calibri" w:hAnsi="Calibri" w:cs="Calibri"/>
           <w:b w:val="false"/>
@@ -3270,29 +2990,209 @@
           <w:kern w:val="2"/>
           <w:sz w:val="22"/>
           <w:szCs w:val="22"/>
-          <w:lang w:val="ru-RU"/>
-        </w:rPr>
-        <w:t>- К</w:t>
-      </w:r>
-      <w:r>
-        <w:rPr>
-          <w:rFonts w:cs="Calibri" w:ascii="Calibri" w:hAnsi="Calibri"/>
-          <w:b w:val="false"/>
-          <w:bCs w:val="false"/>
-          <w:kern w:val="2"/>
-          <w:sz w:val="22"/>
-          <w:szCs w:val="22"/>
-          <w:lang w:val="en-US"/>
-        </w:rPr>
-        <w:t>онтейнеризация приложений с помощью Docker;</w:t>
-      </w:r>
-    </w:p>
-    <w:p>
-      <w:pPr>
-        <w:pStyle w:val="Default"/>
-        <w:autoSpaceDE w:val="false"/>
-        <w:bidi w:val="0"/>
-        <w:spacing w:before="0" w:after="0"/>
+          <w:lang w:val="en-US"/>
+        </w:rPr>
+        <w:t xml:space="preserve">- </w:t>
+      </w:r>
+      <w:r>
+        <w:rPr>
+          <w:rFonts w:cs="Calibri" w:ascii="Calibri" w:hAnsi="Calibri"/>
+          <w:b w:val="false"/>
+          <w:bCs w:val="false"/>
+          <w:kern w:val="2"/>
+          <w:sz w:val="22"/>
+          <w:szCs w:val="22"/>
+          <w:lang w:val="ru-RU"/>
+        </w:rPr>
+        <w:t xml:space="preserve">Написание манифестов </w:t>
+      </w:r>
+      <w:r>
+        <w:rPr>
+          <w:rFonts w:cs="Calibri" w:ascii="Calibri" w:hAnsi="Calibri"/>
+          <w:b w:val="false"/>
+          <w:bCs w:val="false"/>
+          <w:kern w:val="2"/>
+          <w:sz w:val="22"/>
+          <w:szCs w:val="22"/>
+          <w:lang w:val="en-US"/>
+        </w:rPr>
+        <w:t xml:space="preserve">OpenShift </w:t>
+      </w:r>
+      <w:r>
+        <w:rPr>
+          <w:rFonts w:cs="Calibri" w:ascii="Calibri" w:hAnsi="Calibri"/>
+          <w:b w:val="false"/>
+          <w:bCs w:val="false"/>
+          <w:kern w:val="2"/>
+          <w:sz w:val="22"/>
+          <w:szCs w:val="22"/>
+          <w:lang w:val="ru-RU"/>
+        </w:rPr>
+        <w:t>и участие в деплое</w:t>
+      </w:r>
+      <w:r>
+        <w:rPr>
+          <w:rFonts w:cs="Calibri" w:ascii="Calibri" w:hAnsi="Calibri"/>
+          <w:b w:val="false"/>
+          <w:bCs w:val="false"/>
+          <w:kern w:val="2"/>
+          <w:sz w:val="22"/>
+          <w:szCs w:val="22"/>
+          <w:lang w:val="en-US"/>
+        </w:rPr>
+        <w:t>;</w:t>
+      </w:r>
+    </w:p>
+    <w:p>
+      <w:pPr>
+        <w:pStyle w:val="Default"/>
+        <w:bidi w:val="0"/>
+        <w:spacing w:before="0" w:after="0"/>
+        <w:ind w:hanging="0" w:start="0"/>
+        <w:rPr>
+          <w:b/>
+          <w:bCs/>
+        </w:rPr>
+      </w:pPr>
+      <w:r>
+        <w:rPr>
+          <w:rFonts w:cs="Calibri" w:ascii="Calibri" w:hAnsi="Calibri"/>
+          <w:b w:val="false"/>
+          <w:bCs w:val="false"/>
+          <w:kern w:val="2"/>
+          <w:sz w:val="22"/>
+          <w:szCs w:val="22"/>
+          <w:lang w:val="ru-RU"/>
+        </w:rPr>
+        <w:t xml:space="preserve">- Написание </w:t>
+      </w:r>
+      <w:r>
+        <w:rPr>
+          <w:rFonts w:cs="Calibri" w:ascii="Calibri" w:hAnsi="Calibri"/>
+          <w:b w:val="false"/>
+          <w:bCs w:val="false"/>
+          <w:kern w:val="2"/>
+          <w:sz w:val="22"/>
+          <w:szCs w:val="22"/>
+          <w:lang w:val="en-US"/>
+        </w:rPr>
+        <w:t>Unit-</w:t>
+      </w:r>
+      <w:r>
+        <w:rPr>
+          <w:rFonts w:cs="Calibri" w:ascii="Calibri" w:hAnsi="Calibri"/>
+          <w:b w:val="false"/>
+          <w:bCs w:val="false"/>
+          <w:kern w:val="2"/>
+          <w:sz w:val="22"/>
+          <w:szCs w:val="22"/>
+          <w:lang w:val="ru-RU"/>
+        </w:rPr>
+        <w:t xml:space="preserve">тестов </w:t>
+      </w:r>
+      <w:r>
+        <w:rPr>
+          <w:rFonts w:cs="Calibri" w:ascii="Calibri" w:hAnsi="Calibri"/>
+          <w:b w:val="false"/>
+          <w:bCs w:val="false"/>
+          <w:kern w:val="2"/>
+          <w:sz w:val="22"/>
+          <w:szCs w:val="22"/>
+          <w:lang w:val="en-US"/>
+        </w:rPr>
+        <w:t>(80%)  и интеграционных;</w:t>
+      </w:r>
+    </w:p>
+    <w:p>
+      <w:pPr>
+        <w:pStyle w:val="Default"/>
+        <w:bidi w:val="0"/>
+        <w:spacing w:before="0" w:after="0"/>
+        <w:ind w:hanging="0" w:start="0"/>
+        <w:rPr>
+          <w:b/>
+          <w:bCs/>
+        </w:rPr>
+      </w:pPr>
+      <w:r>
+        <w:rPr>
+          <w:rFonts w:cs="Calibri" w:ascii="Calibri" w:hAnsi="Calibri"/>
+          <w:b w:val="false"/>
+          <w:bCs w:val="false"/>
+          <w:kern w:val="2"/>
+          <w:sz w:val="22"/>
+          <w:szCs w:val="22"/>
+          <w:lang w:val="ru-RU"/>
+        </w:rPr>
+        <w:t xml:space="preserve">- Проведение </w:t>
+      </w:r>
+      <w:r>
+        <w:rPr>
+          <w:rFonts w:cs="Calibri" w:ascii="Calibri" w:hAnsi="Calibri"/>
+          <w:b w:val="false"/>
+          <w:bCs w:val="false"/>
+          <w:kern w:val="2"/>
+          <w:sz w:val="22"/>
+          <w:szCs w:val="22"/>
+          <w:lang w:val="en-US"/>
+        </w:rPr>
+        <w:t>CodeReview;</w:t>
+      </w:r>
+    </w:p>
+    <w:p>
+      <w:pPr>
+        <w:pStyle w:val="Default"/>
+        <w:bidi w:val="0"/>
+        <w:spacing w:before="0" w:after="0"/>
+        <w:ind w:hanging="0" w:start="0"/>
+        <w:rPr>
+          <w:b/>
+          <w:bCs/>
+        </w:rPr>
+      </w:pPr>
+      <w:r>
+        <w:rPr>
+          <w:rFonts w:cs="Calibri" w:ascii="Calibri" w:hAnsi="Calibri"/>
+          <w:b w:val="false"/>
+          <w:bCs w:val="false"/>
+          <w:kern w:val="2"/>
+          <w:sz w:val="22"/>
+          <w:szCs w:val="22"/>
+          <w:lang w:val="en-US"/>
+        </w:rPr>
+        <w:t xml:space="preserve">- </w:t>
+      </w:r>
+      <w:r>
+        <w:rPr>
+          <w:rFonts w:cs="Calibri" w:ascii="Calibri" w:hAnsi="Calibri"/>
+          <w:b w:val="false"/>
+          <w:bCs w:val="false"/>
+          <w:kern w:val="2"/>
+          <w:sz w:val="22"/>
+          <w:szCs w:val="22"/>
+          <w:lang w:val="ru-RU"/>
+        </w:rPr>
+        <w:t xml:space="preserve">Участие в </w:t>
+      </w:r>
+      <w:r>
+        <w:rPr>
+          <w:rFonts w:cs="Calibri" w:ascii="Calibri" w:hAnsi="Calibri"/>
+          <w:b w:val="false"/>
+          <w:bCs w:val="false"/>
+          <w:kern w:val="2"/>
+          <w:sz w:val="22"/>
+          <w:szCs w:val="22"/>
+          <w:lang w:val="en-US"/>
+        </w:rPr>
+        <w:t>PerfomanceReview;</w:t>
+      </w:r>
+    </w:p>
+    <w:p>
+      <w:pPr>
+        <w:pStyle w:val="Default"/>
+        <w:bidi w:val="0"/>
+        <w:spacing w:before="0" w:after="0"/>
+        <w:ind w:hanging="0" w:start="0"/>
         <w:rPr>
           <w:rFonts w:ascii="Calibri" w:hAnsi="Calibri" w:cs="Calibri"/>
           <w:b w:val="false"/>
@@ -3313,279 +3213,39 @@
           <w:szCs w:val="22"/>
           <w:lang w:val="en-US"/>
         </w:rPr>
-        <w:t xml:space="preserve">- </w:t>
-      </w:r>
-      <w:r>
-        <w:rPr>
-          <w:rFonts w:cs="Calibri" w:ascii="Calibri" w:hAnsi="Calibri"/>
-          <w:b w:val="false"/>
-          <w:bCs w:val="false"/>
-          <w:kern w:val="2"/>
-          <w:sz w:val="22"/>
-          <w:szCs w:val="22"/>
-          <w:lang w:val="ru-RU"/>
-        </w:rPr>
-        <w:t xml:space="preserve">Написание манифестов </w:t>
-      </w:r>
-      <w:r>
-        <w:rPr>
-          <w:rFonts w:cs="Calibri" w:ascii="Calibri" w:hAnsi="Calibri"/>
-          <w:b w:val="false"/>
-          <w:bCs w:val="false"/>
-          <w:kern w:val="2"/>
-          <w:sz w:val="22"/>
-          <w:szCs w:val="22"/>
-          <w:lang w:val="en-US"/>
-        </w:rPr>
-        <w:t xml:space="preserve">OpenShift </w:t>
-      </w:r>
-      <w:r>
-        <w:rPr>
-          <w:rFonts w:cs="Calibri" w:ascii="Calibri" w:hAnsi="Calibri"/>
-          <w:b w:val="false"/>
-          <w:bCs w:val="false"/>
-          <w:kern w:val="2"/>
-          <w:sz w:val="22"/>
-          <w:szCs w:val="22"/>
-          <w:lang w:val="ru-RU"/>
-        </w:rPr>
-        <w:t>и участие в деплое</w:t>
-      </w:r>
-      <w:r>
-        <w:rPr>
-          <w:rFonts w:cs="Calibri" w:ascii="Calibri" w:hAnsi="Calibri"/>
-          <w:b w:val="false"/>
-          <w:bCs w:val="false"/>
-          <w:kern w:val="2"/>
-          <w:sz w:val="22"/>
-          <w:szCs w:val="22"/>
-          <w:lang w:val="en-US"/>
-        </w:rPr>
-        <w:t>;</w:t>
-      </w:r>
-    </w:p>
-    <w:p>
-      <w:pPr>
-        <w:pStyle w:val="Default"/>
-        <w:autoSpaceDE w:val="false"/>
-        <w:bidi w:val="0"/>
-        <w:spacing w:before="0" w:after="0"/>
-        <w:rPr>
-          <w:b/>
-          <w:bCs/>
-        </w:rPr>
-      </w:pPr>
-      <w:r>
-        <w:rPr>
-          <w:rFonts w:cs="Calibri" w:ascii="Calibri" w:hAnsi="Calibri"/>
-          <w:b w:val="false"/>
-          <w:bCs w:val="false"/>
-          <w:kern w:val="2"/>
-          <w:sz w:val="22"/>
-          <w:szCs w:val="22"/>
-          <w:lang w:val="ru-RU"/>
-        </w:rPr>
-        <w:t>- Написание</w:t>
-      </w:r>
-      <w:r>
-        <w:rPr>
-          <w:rFonts w:cs="Calibri" w:ascii="Calibri" w:hAnsi="Calibri"/>
-          <w:b w:val="false"/>
-          <w:bCs w:val="false"/>
-          <w:kern w:val="2"/>
-          <w:sz w:val="22"/>
-          <w:szCs w:val="22"/>
-          <w:lang w:val="ru-RU"/>
-        </w:rPr>
-        <w:t xml:space="preserve"> </w:t>
-      </w:r>
-      <w:r>
-        <w:rPr>
-          <w:rFonts w:cs="Calibri" w:ascii="Calibri" w:hAnsi="Calibri"/>
-          <w:b w:val="false"/>
-          <w:bCs w:val="false"/>
-          <w:kern w:val="2"/>
-          <w:sz w:val="22"/>
-          <w:szCs w:val="22"/>
-          <w:lang w:val="en-US"/>
-        </w:rPr>
-        <w:t>Unit-</w:t>
-      </w:r>
-      <w:r>
-        <w:rPr>
-          <w:rFonts w:cs="Calibri" w:ascii="Calibri" w:hAnsi="Calibri"/>
-          <w:b w:val="false"/>
-          <w:bCs w:val="false"/>
-          <w:kern w:val="2"/>
-          <w:sz w:val="22"/>
-          <w:szCs w:val="22"/>
-          <w:lang w:val="ru-RU"/>
-        </w:rPr>
-        <w:t>тест</w:t>
-      </w:r>
-      <w:r>
-        <w:rPr>
-          <w:rFonts w:cs="Calibri" w:ascii="Calibri" w:hAnsi="Calibri"/>
-          <w:b w:val="false"/>
-          <w:bCs w:val="false"/>
-          <w:kern w:val="2"/>
-          <w:sz w:val="22"/>
-          <w:szCs w:val="22"/>
-          <w:lang w:val="ru-RU"/>
-        </w:rPr>
-        <w:t>ов</w:t>
-      </w:r>
-      <w:r>
-        <w:rPr>
-          <w:rFonts w:cs="Calibri" w:ascii="Calibri" w:hAnsi="Calibri"/>
-          <w:b w:val="false"/>
-          <w:bCs w:val="false"/>
-          <w:kern w:val="2"/>
-          <w:sz w:val="22"/>
-          <w:szCs w:val="22"/>
-          <w:lang w:val="ru-RU"/>
-        </w:rPr>
-        <w:t xml:space="preserve"> </w:t>
-      </w:r>
-      <w:r>
-        <w:rPr>
-          <w:rFonts w:cs="Calibri" w:ascii="Calibri" w:hAnsi="Calibri"/>
-          <w:b w:val="false"/>
-          <w:bCs w:val="false"/>
-          <w:kern w:val="2"/>
-          <w:sz w:val="22"/>
-          <w:szCs w:val="22"/>
-          <w:lang w:val="en-US"/>
-        </w:rPr>
-        <w:t>(80%);</w:t>
-      </w:r>
-    </w:p>
-    <w:p>
-      <w:pPr>
-        <w:pStyle w:val="Default"/>
-        <w:autoSpaceDE w:val="false"/>
-        <w:bidi w:val="0"/>
-        <w:spacing w:before="0" w:after="0"/>
-        <w:rPr>
-          <w:b/>
-          <w:bCs/>
-        </w:rPr>
-      </w:pPr>
-      <w:r>
-        <w:rPr>
-          <w:rFonts w:cs="Calibri" w:ascii="Calibri" w:hAnsi="Calibri"/>
-          <w:b w:val="false"/>
-          <w:bCs w:val="false"/>
-          <w:kern w:val="2"/>
-          <w:sz w:val="22"/>
-          <w:szCs w:val="22"/>
-          <w:lang w:val="ru-RU"/>
-        </w:rPr>
-        <w:t xml:space="preserve">- </w:t>
-      </w:r>
-      <w:r>
-        <w:rPr>
-          <w:rFonts w:cs="Calibri" w:ascii="Calibri" w:hAnsi="Calibri"/>
-          <w:b w:val="false"/>
-          <w:bCs w:val="false"/>
-          <w:kern w:val="2"/>
-          <w:sz w:val="22"/>
-          <w:szCs w:val="22"/>
-          <w:lang w:val="ru-RU"/>
-        </w:rPr>
-        <w:t>П</w:t>
-      </w:r>
-      <w:r>
-        <w:rPr>
-          <w:rFonts w:cs="Calibri" w:ascii="Calibri" w:hAnsi="Calibri"/>
-          <w:b w:val="false"/>
-          <w:bCs w:val="false"/>
-          <w:kern w:val="2"/>
-          <w:sz w:val="22"/>
-          <w:szCs w:val="22"/>
-          <w:lang w:val="ru-RU"/>
-        </w:rPr>
-        <w:t xml:space="preserve">роведение </w:t>
-      </w:r>
-      <w:r>
-        <w:rPr>
-          <w:rFonts w:cs="Calibri" w:ascii="Calibri" w:hAnsi="Calibri"/>
-          <w:b w:val="false"/>
-          <w:bCs w:val="false"/>
-          <w:kern w:val="2"/>
-          <w:sz w:val="22"/>
-          <w:szCs w:val="22"/>
-          <w:lang w:val="en-US"/>
-        </w:rPr>
-        <w:t>CodeReview;</w:t>
-      </w:r>
-    </w:p>
-    <w:p>
-      <w:pPr>
-        <w:pStyle w:val="Default"/>
-        <w:autoSpaceDE w:val="false"/>
-        <w:bidi w:val="0"/>
-        <w:spacing w:before="0" w:after="0"/>
-        <w:rPr>
-          <w:b/>
-          <w:bCs/>
-        </w:rPr>
-      </w:pPr>
-      <w:r>
-        <w:rPr>
-          <w:rFonts w:cs="Calibri" w:ascii="Calibri" w:hAnsi="Calibri"/>
-          <w:b w:val="false"/>
-          <w:bCs w:val="false"/>
-          <w:kern w:val="2"/>
-          <w:sz w:val="22"/>
-          <w:szCs w:val="22"/>
-          <w:lang w:val="en-US"/>
-        </w:rPr>
-        <w:t xml:space="preserve">- </w:t>
-      </w:r>
-      <w:r>
-        <w:rPr>
-          <w:rFonts w:cs="Calibri" w:ascii="Calibri" w:hAnsi="Calibri"/>
-          <w:b w:val="false"/>
-          <w:bCs w:val="false"/>
-          <w:kern w:val="2"/>
-          <w:sz w:val="22"/>
-          <w:szCs w:val="22"/>
-          <w:lang w:val="ru-RU"/>
-        </w:rPr>
-        <w:t>У</w:t>
-      </w:r>
-      <w:r>
-        <w:rPr>
-          <w:rFonts w:cs="Calibri" w:ascii="Calibri" w:hAnsi="Calibri"/>
-          <w:b w:val="false"/>
-          <w:bCs w:val="false"/>
-          <w:kern w:val="2"/>
-          <w:sz w:val="22"/>
-          <w:szCs w:val="22"/>
-          <w:lang w:val="ru-RU"/>
-        </w:rPr>
-        <w:t xml:space="preserve">частие в </w:t>
-      </w:r>
-      <w:r>
-        <w:rPr>
-          <w:rFonts w:cs="Calibri" w:ascii="Calibri" w:hAnsi="Calibri"/>
-          <w:b w:val="false"/>
-          <w:bCs w:val="false"/>
-          <w:kern w:val="2"/>
-          <w:sz w:val="22"/>
-          <w:szCs w:val="22"/>
-          <w:lang w:val="en-US"/>
-        </w:rPr>
-        <w:t>PerfomanceReview;</w:t>
-      </w:r>
-    </w:p>
-    <w:p>
-      <w:pPr>
-        <w:pStyle w:val="Default"/>
-        <w:autoSpaceDE w:val="false"/>
-        <w:bidi w:val="0"/>
-        <w:spacing w:before="0" w:after="0"/>
+        <w:t xml:space="preserve">- Работа с системами контроля версий Git </w:t>
+      </w:r>
+      <w:r>
+        <w:rPr>
+          <w:rFonts w:cs="Calibri" w:ascii="Calibri" w:hAnsi="Calibri"/>
+          <w:b w:val="false"/>
+          <w:bCs w:val="false"/>
+          <w:kern w:val="2"/>
+          <w:sz w:val="22"/>
+          <w:szCs w:val="22"/>
+          <w:lang w:val="ru-RU"/>
+        </w:rPr>
+        <w:t xml:space="preserve">и </w:t>
+      </w:r>
+      <w:r>
+        <w:rPr>
+          <w:rFonts w:cs="Calibri" w:ascii="Calibri" w:hAnsi="Calibri"/>
+          <w:b w:val="false"/>
+          <w:bCs w:val="false"/>
+          <w:kern w:val="2"/>
+          <w:sz w:val="22"/>
+          <w:szCs w:val="22"/>
+          <w:lang w:val="en-US"/>
+        </w:rPr>
+        <w:t>BitBucket;</w:t>
+      </w:r>
+    </w:p>
+    <w:p>
+      <w:pPr>
+        <w:pStyle w:val="Default"/>
+        <w:bidi w:val="0"/>
+        <w:spacing w:before="0" w:after="0"/>
+        <w:ind w:hanging="0" w:start="0"/>
         <w:rPr>
           <w:rFonts w:ascii="Calibri" w:hAnsi="Calibri" w:cs="Calibri"/>
           <w:b w:val="false"/>
@@ -3598,59 +3258,6 @@
       </w:pPr>
       <w:r>
         <w:rPr>
-          <w:rFonts w:cs="Calibri" w:ascii="Calibri" w:hAnsi="Calibri"/>
-          <w:b w:val="false"/>
-          <w:bCs w:val="false"/>
-          <w:kern w:val="2"/>
-          <w:sz w:val="22"/>
-          <w:szCs w:val="22"/>
-          <w:lang w:val="en-US"/>
-        </w:rPr>
-        <w:t xml:space="preserve">- Работа с системами контроля версий Git </w:t>
-      </w:r>
-      <w:r>
-        <w:rPr>
-          <w:rFonts w:cs="Calibri" w:ascii="Calibri" w:hAnsi="Calibri"/>
-          <w:b w:val="false"/>
-          <w:bCs w:val="false"/>
-          <w:kern w:val="2"/>
-          <w:sz w:val="22"/>
-          <w:szCs w:val="22"/>
-          <w:lang w:val="ru-RU"/>
-        </w:rPr>
-        <w:t xml:space="preserve">и </w:t>
-      </w:r>
-      <w:r>
-        <w:rPr>
-          <w:rFonts w:cs="Calibri" w:ascii="Calibri" w:hAnsi="Calibri"/>
-          <w:b w:val="false"/>
-          <w:bCs w:val="false"/>
-          <w:kern w:val="2"/>
-          <w:sz w:val="22"/>
-          <w:szCs w:val="22"/>
-          <w:lang w:val="en-US"/>
-        </w:rPr>
-        <w:t>BitBucket;</w:t>
-      </w:r>
-    </w:p>
-    <w:p>
-      <w:pPr>
-        <w:pStyle w:val="Default"/>
-        <w:autoSpaceDE w:val="false"/>
-        <w:bidi w:val="0"/>
-        <w:spacing w:before="0" w:after="0"/>
-        <w:rPr>
-          <w:rFonts w:ascii="Calibri" w:hAnsi="Calibri" w:cs="Calibri"/>
-          <w:b w:val="false"/>
-          <w:bCs w:val="false"/>
-          <w:kern w:val="2"/>
-          <w:sz w:val="22"/>
-          <w:szCs w:val="22"/>
-          <w:lang w:val="en-US"/>
-        </w:rPr>
-      </w:pPr>
-      <w:r>
-        <w:rPr>
           <w:rFonts w:eastAsia="Calibri;Calibri" w:cs="Calibri" w:ascii="Calibri" w:hAnsi="Calibri"/>
           <w:b w:val="false"/>
           <w:bCs w:val="false"/>
@@ -3669,9 +3276,9 @@
     <w:p>
       <w:pPr>
         <w:pStyle w:val="Default"/>
-        <w:autoSpaceDE w:val="false"/>
-        <w:bidi w:val="0"/>
-        <w:spacing w:before="0" w:after="0"/>
+        <w:bidi w:val="0"/>
+        <w:spacing w:before="0" w:after="0"/>
+        <w:ind w:hanging="0" w:start="0"/>
         <w:rPr>
           <w:b/>
           <w:bCs/>
@@ -3705,9 +3312,9 @@
     <w:p>
       <w:pPr>
         <w:pStyle w:val="Default"/>
-        <w:autoSpaceDE w:val="false"/>
-        <w:bidi w:val="0"/>
-        <w:spacing w:before="0" w:after="0"/>
+        <w:bidi w:val="0"/>
+        <w:spacing w:before="0" w:after="0"/>
+        <w:ind w:hanging="0" w:start="0"/>
         <w:rPr>
           <w:b/>
           <w:bCs/>
@@ -3821,9 +3428,9 @@
     <w:p>
       <w:pPr>
         <w:pStyle w:val="Default"/>
-        <w:autoSpaceDE w:val="false"/>
-        <w:bidi w:val="0"/>
-        <w:spacing w:before="0" w:after="0"/>
+        <w:bidi w:val="0"/>
+        <w:spacing w:before="0" w:after="0"/>
+        <w:ind w:hanging="0" w:start="0"/>
         <w:rPr/>
       </w:pPr>
       <w:r>
@@ -3902,9 +3509,9 @@
     <w:p>
       <w:pPr>
         <w:pStyle w:val="Default"/>
-        <w:autoSpaceDE w:val="false"/>
-        <w:bidi w:val="0"/>
-        <w:spacing w:before="0" w:after="0"/>
+        <w:bidi w:val="0"/>
+        <w:spacing w:before="0" w:after="0"/>
+        <w:ind w:hanging="0" w:start="0"/>
         <w:rPr>
           <w:rFonts w:ascii="Calibri" w:hAnsi="Calibri" w:eastAsia="Calibri;Calibri" w:cs="Calibri"/>
           <w:strike w:val="false"/>
@@ -3934,9 +3541,9 @@
     <w:p>
       <w:pPr>
         <w:pStyle w:val="Default"/>
-        <w:autoSpaceDE w:val="false"/>
-        <w:bidi w:val="0"/>
-        <w:spacing w:before="0" w:after="0"/>
+        <w:bidi w:val="0"/>
+        <w:spacing w:before="0" w:after="0"/>
+        <w:ind w:hanging="0" w:start="0"/>
         <w:rPr/>
       </w:pPr>
       <w:r>
@@ -3979,9 +3586,9 @@
     <w:p>
       <w:pPr>
         <w:pStyle w:val="Default"/>
-        <w:autoSpaceDE w:val="false"/>
-        <w:bidi w:val="0"/>
-        <w:spacing w:before="0" w:after="0"/>
+        <w:bidi w:val="0"/>
+        <w:spacing w:before="0" w:after="0"/>
+        <w:ind w:hanging="0" w:start="0"/>
         <w:rPr/>
       </w:pPr>
       <w:r>
@@ -4008,9 +3615,9 @@
     <w:p>
       <w:pPr>
         <w:pStyle w:val="Default"/>
-        <w:autoSpaceDE w:val="false"/>
-        <w:bidi w:val="0"/>
-        <w:spacing w:before="0" w:after="0"/>
+        <w:bidi w:val="0"/>
+        <w:spacing w:before="0" w:after="0"/>
+        <w:ind w:hanging="0" w:start="0"/>
         <w:rPr/>
       </w:pPr>
       <w:r>
@@ -4059,9 +3666,9 @@
     <w:p>
       <w:pPr>
         <w:pStyle w:val="Default"/>
-        <w:autoSpaceDE w:val="false"/>
-        <w:bidi w:val="0"/>
-        <w:spacing w:before="0" w:after="0"/>
+        <w:bidi w:val="0"/>
+        <w:spacing w:before="0" w:after="0"/>
+        <w:ind w:hanging="0" w:start="0"/>
         <w:rPr/>
       </w:pPr>
       <w:r>
@@ -4094,9 +3701,9 @@
     <w:p>
       <w:pPr>
         <w:pStyle w:val="Default"/>
-        <w:autoSpaceDE w:val="false"/>
-        <w:bidi w:val="0"/>
-        <w:spacing w:before="0" w:after="0"/>
+        <w:bidi w:val="0"/>
+        <w:spacing w:before="0" w:after="0"/>
+        <w:ind w:hanging="0" w:start="0"/>
         <w:rPr>
           <w:b/>
           <w:bCs/>
@@ -4203,7 +3810,19 @@
           <w:szCs w:val="22"/>
           <w:lang w:val="ru-RU" w:eastAsia="zh-CN" w:bidi="ar-SA"/>
         </w:rPr>
-        <w:t xml:space="preserve">и </w:t>
+        <w:t xml:space="preserve">и Java 17, с использованием практик SOLID и Clean </w:t>
+      </w:r>
+      <w:r>
+        <w:rPr>
+          <w:rFonts w:eastAsia="Montserrat" w:cs="Calibri" w:ascii="Calibri" w:hAnsi="Calibri"/>
+          <w:b w:val="false"/>
+          <w:bCs w:val="false"/>
+          <w:kern w:val="2"/>
+          <w:sz w:val="22"/>
+          <w:szCs w:val="22"/>
+          <w:lang w:val="en-US" w:eastAsia="zh-CN" w:bidi="ar-SA"/>
+        </w:rPr>
+        <w:t>Architecture</w:t>
       </w:r>
       <w:r>
         <w:rPr>
@@ -4215,7 +3834,19 @@
           <w:szCs w:val="22"/>
           <w:lang w:val="ru-RU" w:eastAsia="zh-CN" w:bidi="ar-SA"/>
         </w:rPr>
-        <w:t xml:space="preserve">Java </w:t>
+        <w:t>, а также фреймворков Spring (Boot, Core, Data</w:t>
+      </w:r>
+      <w:r>
+        <w:rPr>
+          <w:rFonts w:eastAsia="Montserrat" w:cs="Calibri" w:ascii="Calibri" w:hAnsi="Calibri"/>
+          <w:b w:val="false"/>
+          <w:bCs w:val="false"/>
+          <w:kern w:val="2"/>
+          <w:sz w:val="22"/>
+          <w:szCs w:val="22"/>
+          <w:lang w:val="en-US" w:eastAsia="zh-CN" w:bidi="ar-SA"/>
+        </w:rPr>
+        <w:t>)</w:t>
       </w:r>
       <w:r>
         <w:rPr>
@@ -4227,103 +3858,7 @@
           <w:szCs w:val="22"/>
           <w:lang w:val="ru-RU" w:eastAsia="zh-CN" w:bidi="ar-SA"/>
         </w:rPr>
-        <w:t>17</w:t>
-      </w:r>
-      <w:r>
-        <w:rPr>
-          <w:rFonts w:eastAsia="Montserrat" w:cs="Calibri" w:ascii="Calibri" w:hAnsi="Calibri"/>
-          <w:b w:val="false"/>
-          <w:bCs w:val="false"/>
-          <w:kern w:val="2"/>
-          <w:sz w:val="22"/>
-          <w:szCs w:val="22"/>
-          <w:lang w:val="ru-RU" w:eastAsia="zh-CN" w:bidi="ar-SA"/>
-        </w:rPr>
-        <w:t xml:space="preserve">, </w:t>
-      </w:r>
-      <w:r>
-        <w:rPr>
-          <w:rFonts w:eastAsia="Montserrat" w:cs="Calibri" w:ascii="Calibri" w:hAnsi="Calibri"/>
-          <w:b w:val="false"/>
-          <w:bCs w:val="false"/>
-          <w:kern w:val="2"/>
-          <w:sz w:val="22"/>
-          <w:szCs w:val="22"/>
-          <w:lang w:val="ru-RU" w:eastAsia="zh-CN" w:bidi="ar-SA"/>
-        </w:rPr>
-        <w:t xml:space="preserve">с использованием практик SOLID и Clean </w:t>
-      </w:r>
-      <w:r>
-        <w:rPr>
-          <w:rFonts w:eastAsia="Montserrat" w:cs="Calibri" w:ascii="Calibri" w:hAnsi="Calibri"/>
-          <w:b w:val="false"/>
-          <w:bCs w:val="false"/>
-          <w:kern w:val="2"/>
-          <w:sz w:val="22"/>
-          <w:szCs w:val="22"/>
-          <w:lang w:val="en-US" w:eastAsia="zh-CN" w:bidi="ar-SA"/>
-        </w:rPr>
-        <w:t>Architecture</w:t>
-      </w:r>
-      <w:r>
-        <w:rPr>
-          <w:rFonts w:eastAsia="Montserrat" w:cs="Calibri" w:ascii="Calibri" w:hAnsi="Calibri"/>
-          <w:b w:val="false"/>
-          <w:bCs w:val="false"/>
-          <w:kern w:val="2"/>
-          <w:sz w:val="22"/>
-          <w:szCs w:val="22"/>
-          <w:lang w:val="ru-RU" w:eastAsia="zh-CN" w:bidi="ar-SA"/>
-        </w:rPr>
-        <w:t xml:space="preserve">, а также фреймворков </w:t>
-      </w:r>
-      <w:r>
-        <w:rPr>
-          <w:rFonts w:eastAsia="Montserrat" w:cs="Calibri" w:ascii="Calibri" w:hAnsi="Calibri"/>
-          <w:b w:val="false"/>
-          <w:bCs w:val="false"/>
-          <w:kern w:val="2"/>
-          <w:sz w:val="22"/>
-          <w:szCs w:val="22"/>
-          <w:lang w:val="ru-RU" w:eastAsia="zh-CN" w:bidi="ar-SA"/>
-        </w:rPr>
-        <w:t>Spring (Boot, Core, Data</w:t>
-      </w:r>
-      <w:r>
-        <w:rPr>
-          <w:rFonts w:eastAsia="Montserrat" w:cs="Calibri" w:ascii="Calibri" w:hAnsi="Calibri"/>
-          <w:b w:val="false"/>
-          <w:bCs w:val="false"/>
-          <w:kern w:val="2"/>
-          <w:sz w:val="22"/>
-          <w:szCs w:val="22"/>
-          <w:lang w:val="en-US" w:eastAsia="zh-CN" w:bidi="ar-SA"/>
-        </w:rPr>
-        <w:t>)</w:t>
-      </w:r>
-      <w:r>
-        <w:rPr>
-          <w:rFonts w:eastAsia="Montserrat" w:cs="Calibri" w:ascii="Calibri" w:hAnsi="Calibri"/>
-          <w:b w:val="false"/>
-          <w:bCs w:val="false"/>
-          <w:kern w:val="2"/>
-          <w:sz w:val="22"/>
-          <w:szCs w:val="22"/>
-          <w:lang w:val="ru-RU" w:eastAsia="zh-CN" w:bidi="ar-SA"/>
-        </w:rPr>
-        <w:t xml:space="preserve"> для создания функциональных и безопасных приложений</w:t>
-      </w:r>
-      <w:r>
-        <w:rPr>
-          <w:rFonts w:eastAsia="Montserrat" w:cs="Calibri" w:ascii="Calibri" w:hAnsi="Calibri"/>
-          <w:b w:val="false"/>
-          <w:bCs w:val="false"/>
-          <w:kern w:val="2"/>
-          <w:sz w:val="22"/>
-          <w:szCs w:val="22"/>
-          <w:lang w:val="ru-RU" w:eastAsia="zh-CN" w:bidi="ar-SA"/>
-        </w:rPr>
-        <w:t>;</w:t>
+        <w:t xml:space="preserve"> для создания функциональных и безопасных приложений;</w:t>
       </w:r>
     </w:p>
     <w:p>
@@ -4382,31 +3917,7 @@
           <w:szCs w:val="22"/>
           <w:lang w:val="en-US" w:eastAsia="zh-CN" w:bidi="ar-SA"/>
         </w:rPr>
-        <w:t xml:space="preserve"> </w:t>
-      </w:r>
-      <w:r>
-        <w:rPr>
-          <w:rFonts w:eastAsia="Montserrat" w:cs="Calibri" w:ascii="Calibri" w:hAnsi="Calibri"/>
-          <w:b w:val="false"/>
-          <w:bCs w:val="false"/>
-          <w:kern w:val="2"/>
-          <w:sz w:val="22"/>
-          <w:szCs w:val="22"/>
-          <w:lang w:val="en-US" w:eastAsia="zh-CN" w:bidi="ar-SA"/>
-        </w:rPr>
-        <w:t>kubernetes</w:t>
-      </w:r>
-      <w:r>
-        <w:rPr>
-          <w:rFonts w:eastAsia="Montserrat" w:cs="Calibri" w:ascii="Calibri" w:hAnsi="Calibri"/>
-          <w:b w:val="false"/>
-          <w:bCs w:val="false"/>
-          <w:kern w:val="2"/>
-          <w:sz w:val="22"/>
-          <w:szCs w:val="22"/>
-          <w:lang w:val="en-US" w:eastAsia="zh-CN" w:bidi="ar-SA"/>
-        </w:rPr>
-        <w:t>;</w:t>
+        <w:t xml:space="preserve"> kubernetes;</w:t>
       </w:r>
     </w:p>
     <w:p>
@@ -4475,7 +3986,6 @@
           <w:ilvl w:val="0"/>
           <w:numId w:val="0"/>
         </w:numPr>
-        <w:autoSpaceDE w:val="false"/>
         <w:bidi w:val="0"/>
         <w:spacing w:before="0" w:after="0"/>
         <w:ind w:hanging="0" w:start="0"/>
@@ -4521,7 +4031,6 @@
           <w:ilvl w:val="0"/>
           <w:numId w:val="0"/>
         </w:numPr>
-        <w:autoSpaceDE w:val="false"/>
         <w:bidi w:val="0"/>
         <w:spacing w:before="0" w:after="0"/>
         <w:ind w:hanging="0" w:start="0"/>
@@ -4555,7 +4064,6 @@
           <w:ilvl w:val="0"/>
           <w:numId w:val="0"/>
         </w:numPr>
-        <w:autoSpaceDE w:val="false"/>
         <w:bidi w:val="0"/>
         <w:spacing w:before="0" w:after="0"/>
         <w:ind w:hanging="0" w:start="0"/>
@@ -4589,7 +4097,6 @@
           <w:ilvl w:val="0"/>
           <w:numId w:val="0"/>
         </w:numPr>
-        <w:autoSpaceDE w:val="false"/>
         <w:bidi w:val="0"/>
         <w:spacing w:before="0" w:after="0"/>
         <w:ind w:hanging="0" w:start="0"/>
@@ -4655,9 +4162,9 @@
     <w:p>
       <w:pPr>
         <w:pStyle w:val="Default"/>
-        <w:autoSpaceDE w:val="false"/>
-        <w:bidi w:val="0"/>
-        <w:spacing w:before="0" w:after="0"/>
+        <w:bidi w:val="0"/>
+        <w:spacing w:before="0" w:after="0"/>
+        <w:ind w:hanging="0" w:start="0"/>
         <w:rPr/>
       </w:pPr>
       <w:r>
@@ -4700,9 +4207,9 @@
     <w:p>
       <w:pPr>
         <w:pStyle w:val="Default"/>
-        <w:autoSpaceDE w:val="false"/>
-        <w:bidi w:val="0"/>
-        <w:spacing w:before="0" w:after="0"/>
+        <w:bidi w:val="0"/>
+        <w:spacing w:before="0" w:after="0"/>
+        <w:ind w:hanging="0" w:start="0"/>
         <w:rPr>
           <w:b/>
           <w:bCs/>
@@ -4816,9 +4323,9 @@
     <w:p>
       <w:pPr>
         <w:pStyle w:val="Default"/>
-        <w:autoSpaceDE w:val="false"/>
-        <w:bidi w:val="0"/>
-        <w:spacing w:before="0" w:after="0"/>
+        <w:bidi w:val="0"/>
+        <w:spacing w:before="0" w:after="0"/>
+        <w:ind w:hanging="0" w:start="0"/>
         <w:rPr/>
       </w:pPr>
       <w:r>
@@ -4903,9 +4410,9 @@
     <w:p>
       <w:pPr>
         <w:pStyle w:val="Default"/>
-        <w:autoSpaceDE w:val="false"/>
-        <w:bidi w:val="0"/>
-        <w:spacing w:before="0" w:after="0"/>
+        <w:bidi w:val="0"/>
+        <w:spacing w:before="0" w:after="0"/>
+        <w:ind w:hanging="0" w:start="0"/>
         <w:rPr>
           <w:rFonts w:ascii="Calibri" w:hAnsi="Calibri" w:eastAsia="Calibri;Calibri" w:cs="Calibri"/>
           <w:strike w:val="false"/>
@@ -4935,9 +4442,9 @@
     <w:p>
       <w:pPr>
         <w:pStyle w:val="Default"/>
-        <w:autoSpaceDE w:val="false"/>
-        <w:bidi w:val="0"/>
-        <w:spacing w:before="0" w:after="0"/>
+        <w:bidi w:val="0"/>
+        <w:spacing w:before="0" w:after="0"/>
+        <w:ind w:hanging="0" w:start="0"/>
         <w:rPr/>
       </w:pPr>
       <w:r>
@@ -4980,9 +4487,9 @@
     <w:p>
       <w:pPr>
         <w:pStyle w:val="Default"/>
-        <w:autoSpaceDE w:val="false"/>
-        <w:bidi w:val="0"/>
-        <w:spacing w:before="0" w:after="0"/>
+        <w:bidi w:val="0"/>
+        <w:spacing w:before="0" w:after="0"/>
+        <w:ind w:hanging="0" w:start="0"/>
         <w:rPr/>
       </w:pPr>
       <w:r>
@@ -5009,9 +4516,9 @@
     <w:p>
       <w:pPr>
         <w:pStyle w:val="Default"/>
-        <w:autoSpaceDE w:val="false"/>
-        <w:bidi w:val="0"/>
-        <w:spacing w:before="0" w:after="0"/>
+        <w:bidi w:val="0"/>
+        <w:spacing w:before="0" w:after="0"/>
+        <w:ind w:hanging="0" w:start="0"/>
         <w:rPr/>
       </w:pPr>
       <w:r>
@@ -5076,9 +4583,9 @@
     <w:p>
       <w:pPr>
         <w:pStyle w:val="Default"/>
-        <w:autoSpaceDE w:val="false"/>
-        <w:bidi w:val="0"/>
-        <w:spacing w:before="0" w:after="0"/>
+        <w:bidi w:val="0"/>
+        <w:spacing w:before="0" w:after="0"/>
+        <w:ind w:hanging="0" w:start="0"/>
         <w:rPr/>
       </w:pPr>
       <w:r>
@@ -5136,9 +4643,9 @@
     <w:p>
       <w:pPr>
         <w:pStyle w:val="Default"/>
-        <w:autoSpaceDE w:val="false"/>
-        <w:bidi w:val="0"/>
-        <w:spacing w:before="0" w:after="0"/>
+        <w:bidi w:val="0"/>
+        <w:spacing w:before="0" w:after="0"/>
+        <w:ind w:hanging="0" w:start="0"/>
         <w:rPr>
           <w:b/>
           <w:bCs/>
@@ -5402,7 +4909,6 @@
           <w:ilvl w:val="0"/>
           <w:numId w:val="0"/>
         </w:numPr>
-        <w:autoSpaceDE w:val="false"/>
         <w:bidi w:val="0"/>
         <w:spacing w:before="0" w:after="0"/>
         <w:ind w:hanging="0" w:start="0"/>
@@ -5462,19 +4968,7 @@
           <w:szCs w:val="22"/>
           <w:lang w:val="ru-RU"/>
         </w:rPr>
-        <w:t xml:space="preserve">включая </w:t>
-      </w:r>
-      <w:r>
-        <w:rPr>
-          <w:rFonts w:cs="Calibri" w:ascii="Calibri" w:hAnsi="Calibri"/>
-          <w:b w:val="false"/>
-          <w:bCs w:val="false"/>
-          <w:kern w:val="2"/>
-          <w:sz w:val="22"/>
-          <w:szCs w:val="22"/>
-          <w:lang w:val="ru-RU"/>
-        </w:rPr>
-        <w:t>п</w:t>
+        <w:t>включая п</w:t>
       </w:r>
       <w:r>
         <w:rPr>
@@ -5496,7 +4990,6 @@
           <w:ilvl w:val="0"/>
           <w:numId w:val="0"/>
         </w:numPr>
-        <w:autoSpaceDE w:val="false"/>
         <w:bidi w:val="0"/>
         <w:spacing w:before="0" w:after="0"/>
         <w:ind w:hanging="0" w:start="0"/>
@@ -5542,7 +5035,6 @@
           <w:ilvl w:val="0"/>
           <w:numId w:val="0"/>
         </w:numPr>
-        <w:autoSpaceDE w:val="false"/>
         <w:bidi w:val="0"/>
         <w:spacing w:before="0" w:after="0"/>
         <w:ind w:hanging="0" w:start="0"/>
@@ -5588,30 +5080,21 @@
           <w:ilvl w:val="0"/>
           <w:numId w:val="0"/>
         </w:numPr>
-        <w:autoSpaceDE w:val="false"/>
-        <w:bidi w:val="0"/>
-        <w:spacing w:before="0" w:after="0"/>
-        <w:ind w:hanging="0" w:start="0"/>
-        <w:rPr>
-          <w:b/>
-          <w:bCs/>
-        </w:rPr>
-      </w:pPr>
-      <w:r>
-        <w:rPr>
-          <w:b w:val="false"/>
-          <w:bCs w:val="false"/>
-          <w:lang w:val="ru-RU"/>
-        </w:rPr>
-        <w:t>- Написание</w:t>
-      </w:r>
-      <w:r>
-        <w:rPr>
-          <w:b w:val="false"/>
-          <w:bCs w:val="false"/>
-          <w:lang w:val="ru-RU"/>
-        </w:rPr>
-        <w:t xml:space="preserve"> </w:t>
+        <w:bidi w:val="0"/>
+        <w:spacing w:before="0" w:after="0"/>
+        <w:ind w:hanging="0" w:start="0"/>
+        <w:rPr>
+          <w:b/>
+          <w:bCs/>
+        </w:rPr>
+      </w:pPr>
+      <w:r>
+        <w:rPr>
+          <w:b w:val="false"/>
+          <w:bCs w:val="false"/>
+          <w:lang w:val="ru-RU"/>
+        </w:rPr>
+        <w:t xml:space="preserve">- Написание </w:t>
       </w:r>
       <w:r>
         <w:rPr>
@@ -5626,45 +5109,22 @@
           <w:bCs w:val="false"/>
           <w:lang w:val="ru-RU"/>
         </w:rPr>
-        <w:t>тест</w:t>
-      </w:r>
-      <w:r>
-        <w:rPr>
-          <w:b w:val="false"/>
-          <w:bCs w:val="false"/>
-          <w:lang w:val="ru-RU"/>
-        </w:rPr>
-        <w:t>ов</w:t>
-      </w:r>
-      <w:r>
-        <w:rPr>
-          <w:b w:val="false"/>
-          <w:bCs w:val="false"/>
-          <w:lang w:val="ru-RU"/>
-        </w:rPr>
-        <w:t xml:space="preserve"> </w:t>
-      </w:r>
-      <w:r>
-        <w:rPr>
-          <w:b w:val="false"/>
-          <w:bCs w:val="false"/>
-        </w:rPr>
-        <w:t xml:space="preserve">(80%) </w:t>
-      </w:r>
-      <w:r>
-        <w:rPr>
-          <w:b w:val="false"/>
-          <w:bCs w:val="false"/>
-        </w:rPr>
-        <w:t>и интеграционных;</w:t>
-      </w:r>
-    </w:p>
-    <w:p>
-      <w:pPr>
-        <w:pStyle w:val="Default"/>
-        <w:autoSpaceDE w:val="false"/>
-        <w:bidi w:val="0"/>
-        <w:spacing w:before="0" w:after="0"/>
+        <w:t xml:space="preserve">тестов </w:t>
+      </w:r>
+      <w:r>
+        <w:rPr>
+          <w:b w:val="false"/>
+          <w:bCs w:val="false"/>
+        </w:rPr>
+        <w:t>(80%) и интеграционных;</w:t>
+      </w:r>
+    </w:p>
+    <w:p>
+      <w:pPr>
+        <w:pStyle w:val="Default"/>
+        <w:bidi w:val="0"/>
+        <w:spacing w:before="0" w:after="0"/>
+        <w:ind w:hanging="0" w:start="0"/>
         <w:rPr>
           <w:b/>
           <w:bCs/>
@@ -5698,9 +5158,9 @@
     <w:p>
       <w:pPr>
         <w:pStyle w:val="Default"/>
-        <w:autoSpaceDE w:val="false"/>
-        <w:bidi w:val="0"/>
-        <w:spacing w:before="0" w:after="0"/>
+        <w:bidi w:val="0"/>
+        <w:spacing w:before="0" w:after="0"/>
+        <w:ind w:hanging="0" w:start="0"/>
         <w:rPr>
           <w:b/>
           <w:bCs/>
@@ -5827,9 +5287,9 @@
     <w:p>
       <w:pPr>
         <w:pStyle w:val="Default"/>
-        <w:autoSpaceDE w:val="false"/>
-        <w:bidi w:val="0"/>
-        <w:spacing w:before="0" w:after="0"/>
+        <w:bidi w:val="0"/>
+        <w:spacing w:before="0" w:after="0"/>
+        <w:ind w:hanging="0" w:start="0"/>
         <w:rPr/>
       </w:pPr>
       <w:r>
@@ -5914,9 +5374,9 @@
     <w:p>
       <w:pPr>
         <w:pStyle w:val="Default"/>
-        <w:autoSpaceDE w:val="false"/>
-        <w:bidi w:val="0"/>
-        <w:spacing w:before="0" w:after="0"/>
+        <w:bidi w:val="0"/>
+        <w:spacing w:before="0" w:after="0"/>
+        <w:ind w:hanging="0" w:start="0"/>
         <w:rPr>
           <w:rFonts w:ascii="Calibri" w:hAnsi="Calibri" w:eastAsia="Calibri;Calibri" w:cs="Calibri"/>
           <w:strike w:val="false"/>
@@ -5946,9 +5406,9 @@
     <w:p>
       <w:pPr>
         <w:pStyle w:val="Default"/>
-        <w:autoSpaceDE w:val="false"/>
-        <w:bidi w:val="0"/>
-        <w:spacing w:before="0" w:after="0"/>
+        <w:bidi w:val="0"/>
+        <w:spacing w:before="0" w:after="0"/>
+        <w:ind w:hanging="0" w:start="0"/>
         <w:rPr/>
       </w:pPr>
       <w:r>
@@ -5991,9 +5451,9 @@
     <w:p>
       <w:pPr>
         <w:pStyle w:val="Default"/>
-        <w:autoSpaceDE w:val="false"/>
-        <w:bidi w:val="0"/>
-        <w:spacing w:before="0" w:after="0"/>
+        <w:bidi w:val="0"/>
+        <w:spacing w:before="0" w:after="0"/>
+        <w:ind w:hanging="0" w:start="0"/>
         <w:rPr/>
       </w:pPr>
       <w:r>
@@ -6020,9 +5480,9 @@
     <w:p>
       <w:pPr>
         <w:pStyle w:val="Default"/>
-        <w:autoSpaceDE w:val="false"/>
-        <w:bidi w:val="0"/>
-        <w:spacing w:before="0" w:after="0"/>
+        <w:bidi w:val="0"/>
+        <w:spacing w:before="0" w:after="0"/>
+        <w:ind w:hanging="0" w:start="0"/>
         <w:rPr/>
       </w:pPr>
       <w:r>
@@ -6087,9 +5547,9 @@
     <w:p>
       <w:pPr>
         <w:pStyle w:val="Default"/>
-        <w:autoSpaceDE w:val="false"/>
-        <w:bidi w:val="0"/>
-        <w:spacing w:before="0" w:after="0"/>
+        <w:bidi w:val="0"/>
+        <w:spacing w:before="0" w:after="0"/>
+        <w:ind w:hanging="0" w:start="0"/>
         <w:rPr/>
       </w:pPr>
       <w:r>
@@ -6147,9 +5607,9 @@
     <w:p>
       <w:pPr>
         <w:pStyle w:val="Default"/>
-        <w:autoSpaceDE w:val="false"/>
-        <w:bidi w:val="0"/>
-        <w:spacing w:before="0" w:after="0"/>
+        <w:bidi w:val="0"/>
+        <w:spacing w:before="0" w:after="0"/>
+        <w:ind w:hanging="0" w:start="0"/>
         <w:rPr/>
       </w:pPr>
       <w:r>
@@ -6186,9 +5646,9 @@
     <w:p>
       <w:pPr>
         <w:pStyle w:val="Default"/>
-        <w:autoSpaceDE w:val="false"/>
-        <w:bidi w:val="0"/>
-        <w:spacing w:before="0" w:after="0"/>
+        <w:bidi w:val="0"/>
+        <w:spacing w:before="0" w:after="0"/>
+        <w:ind w:hanging="0" w:start="0"/>
         <w:rPr>
           <w:rFonts w:ascii="Calibri" w:hAnsi="Calibri" w:eastAsia="Montserrat" w:cs="Calibri"/>
           <w:b w:val="false"/>
@@ -6215,9 +5675,9 @@
     <w:p>
       <w:pPr>
         <w:pStyle w:val="Default"/>
-        <w:autoSpaceDE w:val="false"/>
-        <w:bidi w:val="0"/>
-        <w:spacing w:before="0" w:after="0"/>
+        <w:bidi w:val="0"/>
+        <w:spacing w:before="0" w:after="0"/>
+        <w:ind w:hanging="0" w:start="0"/>
         <w:rPr>
           <w:rFonts w:ascii="Calibri" w:hAnsi="Calibri" w:eastAsia="Montserrat" w:cs="Calibri"/>
           <w:b w:val="false"/>
@@ -6252,9 +5712,9 @@
     <w:p>
       <w:pPr>
         <w:pStyle w:val="Default"/>
-        <w:autoSpaceDE w:val="false"/>
-        <w:bidi w:val="0"/>
-        <w:spacing w:before="0" w:after="0"/>
+        <w:bidi w:val="0"/>
+        <w:spacing w:before="0" w:after="0"/>
+        <w:ind w:hanging="0" w:start="0"/>
         <w:rPr>
           <w:rFonts w:ascii="Calibri" w:hAnsi="Calibri" w:cs="Calibri"/>
           <w:b/>
@@ -6281,9 +5741,9 @@
     <w:p>
       <w:pPr>
         <w:pStyle w:val="Default"/>
-        <w:autoSpaceDE w:val="false"/>
-        <w:bidi w:val="0"/>
-        <w:spacing w:before="0" w:after="0"/>
+        <w:bidi w:val="0"/>
+        <w:spacing w:before="0" w:after="0"/>
+        <w:ind w:hanging="0" w:start="0"/>
         <w:rPr>
           <w:b/>
           <w:bCs/>
@@ -6397,9 +5857,9 @@
     <w:p>
       <w:pPr>
         <w:pStyle w:val="Default"/>
-        <w:autoSpaceDE w:val="false"/>
-        <w:bidi w:val="0"/>
-        <w:spacing w:before="0" w:after="0"/>
+        <w:bidi w:val="0"/>
+        <w:spacing w:before="0" w:after="0"/>
+        <w:ind w:hanging="0" w:start="0"/>
         <w:rPr/>
       </w:pPr>
       <w:r>
@@ -6452,9 +5912,9 @@
     <w:p>
       <w:pPr>
         <w:pStyle w:val="Default"/>
-        <w:autoSpaceDE w:val="false"/>
-        <w:bidi w:val="0"/>
-        <w:spacing w:before="0" w:after="0"/>
+        <w:bidi w:val="0"/>
+        <w:spacing w:before="0" w:after="0"/>
+        <w:ind w:hanging="0" w:start="0"/>
         <w:rPr>
           <w:rFonts w:ascii="Calibri" w:hAnsi="Calibri" w:eastAsia="Montserrat" w:cs="Calibri"/>
           <w:b w:val="false"/>
@@ -6488,9 +5948,9 @@
     <w:p>
       <w:pPr>
         <w:pStyle w:val="Default"/>
-        <w:autoSpaceDE w:val="false"/>
-        <w:bidi w:val="0"/>
-        <w:spacing w:before="0" w:after="0"/>
+        <w:bidi w:val="0"/>
+        <w:spacing w:before="0" w:after="0"/>
+        <w:ind w:hanging="0" w:start="0"/>
         <w:rPr/>
       </w:pPr>
       <w:r>
@@ -6533,9 +5993,9 @@
     <w:p>
       <w:pPr>
         <w:pStyle w:val="Default"/>
-        <w:autoSpaceDE w:val="false"/>
-        <w:bidi w:val="0"/>
-        <w:spacing w:before="0" w:after="0"/>
+        <w:bidi w:val="0"/>
+        <w:spacing w:before="0" w:after="0"/>
+        <w:ind w:hanging="0" w:start="0"/>
         <w:rPr/>
       </w:pPr>
       <w:r>
@@ -6562,9 +6022,9 @@
     <w:p>
       <w:pPr>
         <w:pStyle w:val="Default"/>
-        <w:autoSpaceDE w:val="false"/>
-        <w:bidi w:val="0"/>
-        <w:spacing w:before="0" w:after="0"/>
+        <w:bidi w:val="0"/>
+        <w:spacing w:before="0" w:after="0"/>
+        <w:ind w:hanging="0" w:start="0"/>
         <w:rPr/>
       </w:pPr>
       <w:r>
@@ -6629,9 +6089,9 @@
     <w:p>
       <w:pPr>
         <w:pStyle w:val="Default"/>
-        <w:autoSpaceDE w:val="false"/>
-        <w:bidi w:val="0"/>
-        <w:spacing w:before="0" w:after="0"/>
+        <w:bidi w:val="0"/>
+        <w:spacing w:before="0" w:after="0"/>
+        <w:ind w:hanging="0" w:start="0"/>
         <w:rPr/>
       </w:pPr>
       <w:r>
@@ -6689,9 +6149,9 @@
     <w:p>
       <w:pPr>
         <w:pStyle w:val="Default"/>
-        <w:autoSpaceDE w:val="false"/>
-        <w:bidi w:val="0"/>
-        <w:spacing w:before="0" w:after="0"/>
+        <w:bidi w:val="0"/>
+        <w:spacing w:before="0" w:after="0"/>
+        <w:ind w:hanging="0" w:start="0"/>
         <w:rPr/>
       </w:pPr>
       <w:r>
@@ -6728,9 +6188,9 @@
     <w:p>
       <w:pPr>
         <w:pStyle w:val="Default"/>
-        <w:autoSpaceDE w:val="false"/>
-        <w:bidi w:val="0"/>
-        <w:spacing w:before="0" w:after="0"/>
+        <w:bidi w:val="0"/>
+        <w:spacing w:before="0" w:after="0"/>
+        <w:ind w:hanging="0" w:start="0"/>
         <w:rPr/>
       </w:pPr>
       <w:r>
@@ -6829,9 +6289,9 @@
     <w:p>
       <w:pPr>
         <w:pStyle w:val="Default"/>
-        <w:autoSpaceDE w:val="false"/>
-        <w:bidi w:val="0"/>
-        <w:spacing w:before="0" w:after="0"/>
+        <w:bidi w:val="0"/>
+        <w:spacing w:before="0" w:after="0"/>
+        <w:ind w:hanging="0" w:start="0"/>
         <w:rPr>
           <w:b/>
           <w:bCs/>
@@ -6865,9 +6325,9 @@
     <w:p>
       <w:pPr>
         <w:pStyle w:val="Default"/>
-        <w:autoSpaceDE w:val="false"/>
-        <w:bidi w:val="0"/>
-        <w:spacing w:before="0" w:after="0"/>
+        <w:bidi w:val="0"/>
+        <w:spacing w:before="0" w:after="0"/>
+        <w:ind w:hanging="0" w:start="0"/>
         <w:rPr>
           <w:b/>
           <w:bCs/>
@@ -6981,9 +6441,9 @@
     <w:p>
       <w:pPr>
         <w:pStyle w:val="Default"/>
-        <w:autoSpaceDE w:val="false"/>
-        <w:bidi w:val="0"/>
-        <w:spacing w:before="0" w:after="0"/>
+        <w:bidi w:val="0"/>
+        <w:spacing w:before="0" w:after="0"/>
+        <w:ind w:hanging="0" w:start="0"/>
         <w:rPr/>
       </w:pPr>
       <w:r>
@@ -7038,9 +6498,9 @@
     <w:p>
       <w:pPr>
         <w:pStyle w:val="Default"/>
-        <w:autoSpaceDE w:val="false"/>
-        <w:bidi w:val="0"/>
-        <w:spacing w:before="0" w:after="0"/>
+        <w:bidi w:val="0"/>
+        <w:spacing w:before="0" w:after="0"/>
+        <w:ind w:hanging="0" w:start="0"/>
         <w:rPr>
           <w:rFonts w:ascii="Calibri" w:hAnsi="Calibri" w:eastAsia="Calibri;Calibri" w:cs="Calibri"/>
           <w:strike w:val="false"/>
@@ -7070,9 +6530,9 @@
     <w:p>
       <w:pPr>
         <w:pStyle w:val="Default"/>
-        <w:autoSpaceDE w:val="false"/>
-        <w:bidi w:val="0"/>
-        <w:spacing w:before="0" w:after="0"/>
+        <w:bidi w:val="0"/>
+        <w:spacing w:before="0" w:after="0"/>
+        <w:ind w:hanging="0" w:start="0"/>
         <w:rPr/>
       </w:pPr>
       <w:r>
@@ -7115,9 +6575,9 @@
     <w:p>
       <w:pPr>
         <w:pStyle w:val="Default"/>
-        <w:autoSpaceDE w:val="false"/>
-        <w:bidi w:val="0"/>
-        <w:spacing w:before="0" w:after="0"/>
+        <w:bidi w:val="0"/>
+        <w:spacing w:before="0" w:after="0"/>
+        <w:ind w:hanging="0" w:start="0"/>
         <w:rPr/>
       </w:pPr>
       <w:r>
@@ -7164,9 +6624,9 @@
     <w:p>
       <w:pPr>
         <w:pStyle w:val="Default"/>
-        <w:autoSpaceDE w:val="false"/>
-        <w:bidi w:val="0"/>
-        <w:spacing w:before="0" w:after="0"/>
+        <w:bidi w:val="0"/>
+        <w:spacing w:before="0" w:after="0"/>
+        <w:ind w:hanging="0" w:start="0"/>
         <w:rPr/>
       </w:pPr>
       <w:r>
@@ -7215,9 +6675,9 @@
     <w:p>
       <w:pPr>
         <w:pStyle w:val="Default"/>
-        <w:autoSpaceDE w:val="false"/>
-        <w:bidi w:val="0"/>
-        <w:spacing w:before="0" w:after="0"/>
+        <w:bidi w:val="0"/>
+        <w:spacing w:before="0" w:after="0"/>
+        <w:ind w:hanging="0" w:start="0"/>
         <w:rPr/>
       </w:pPr>
       <w:r>
@@ -7275,9 +6735,9 @@
     <w:p>
       <w:pPr>
         <w:pStyle w:val="Default"/>
-        <w:autoSpaceDE w:val="false"/>
-        <w:bidi w:val="0"/>
-        <w:spacing w:before="0" w:after="0"/>
+        <w:bidi w:val="0"/>
+        <w:spacing w:before="0" w:after="0"/>
+        <w:ind w:hanging="0" w:start="0"/>
         <w:rPr/>
       </w:pPr>
       <w:r>
@@ -7322,7 +6782,6 @@
           <w:tab w:val="clear" w:pos="720"/>
         </w:tabs>
         <w:suppressAutoHyphens w:val="true"/>
-        <w:autoSpaceDE w:val="false"/>
         <w:spacing w:before="0" w:after="0"/>
         <w:ind w:hanging="420" w:start="0" w:end="0"/>
         <w:rPr/>
@@ -7396,9 +6855,9 @@
     <w:p>
       <w:pPr>
         <w:pStyle w:val="Default"/>
-        <w:autoSpaceDE w:val="false"/>
-        <w:bidi w:val="0"/>
-        <w:spacing w:before="0" w:after="0"/>
+        <w:bidi w:val="0"/>
+        <w:spacing w:before="0" w:after="0"/>
+        <w:ind w:hanging="0" w:start="0"/>
         <w:rPr>
           <w:b/>
           <w:bCs/>
@@ -7550,9 +7009,9 @@
     <w:p>
       <w:pPr>
         <w:pStyle w:val="Default"/>
-        <w:autoSpaceDE w:val="false"/>
-        <w:bidi w:val="0"/>
-        <w:spacing w:before="0" w:after="0"/>
+        <w:bidi w:val="0"/>
+        <w:spacing w:before="0" w:after="0"/>
+        <w:ind w:hanging="0" w:start="0"/>
         <w:rPr/>
       </w:pPr>
       <w:r>
@@ -7585,9 +7044,9 @@
     <w:p>
       <w:pPr>
         <w:pStyle w:val="Default"/>
-        <w:autoSpaceDE w:val="false"/>
-        <w:bidi w:val="0"/>
-        <w:spacing w:before="0" w:after="0"/>
+        <w:bidi w:val="0"/>
+        <w:spacing w:before="0" w:after="0"/>
+        <w:ind w:hanging="0" w:start="0"/>
         <w:rPr/>
       </w:pPr>
       <w:r>
@@ -7642,9 +7101,9 @@
     <w:p>
       <w:pPr>
         <w:pStyle w:val="Default"/>
-        <w:autoSpaceDE w:val="false"/>
-        <w:bidi w:val="0"/>
-        <w:spacing w:before="0" w:after="0"/>
+        <w:bidi w:val="0"/>
+        <w:spacing w:before="0" w:after="0"/>
+        <w:ind w:hanging="0" w:start="0"/>
         <w:rPr>
           <w:rFonts w:ascii="Calibri" w:hAnsi="Calibri" w:eastAsia="Montserrat" w:cs="Calibri"/>
           <w:b w:val="false"/>
@@ -7678,9 +7137,9 @@
     <w:p>
       <w:pPr>
         <w:pStyle w:val="Default"/>
-        <w:autoSpaceDE w:val="false"/>
-        <w:bidi w:val="0"/>
-        <w:spacing w:before="0" w:after="0"/>
+        <w:bidi w:val="0"/>
+        <w:spacing w:before="0" w:after="0"/>
+        <w:ind w:hanging="0" w:start="0"/>
         <w:rPr/>
       </w:pPr>
       <w:r>
@@ -7735,9 +7194,9 @@
     <w:p>
       <w:pPr>
         <w:pStyle w:val="Default"/>
-        <w:autoSpaceDE w:val="false"/>
-        <w:bidi w:val="0"/>
-        <w:spacing w:before="0" w:after="0"/>
+        <w:bidi w:val="0"/>
+        <w:spacing w:before="0" w:after="0"/>
+        <w:ind w:hanging="0" w:start="0"/>
         <w:rPr/>
       </w:pPr>
       <w:r>
@@ -7784,9 +7243,9 @@
     <w:p>
       <w:pPr>
         <w:pStyle w:val="Default"/>
-        <w:autoSpaceDE w:val="false"/>
-        <w:bidi w:val="0"/>
-        <w:spacing w:before="0" w:after="0"/>
+        <w:bidi w:val="0"/>
+        <w:spacing w:before="0" w:after="0"/>
+        <w:ind w:hanging="0" w:start="0"/>
         <w:rPr/>
       </w:pPr>
       <w:r>
@@ -7835,9 +7294,9 @@
     <w:p>
       <w:pPr>
         <w:pStyle w:val="Default"/>
-        <w:autoSpaceDE w:val="false"/>
-        <w:bidi w:val="0"/>
-        <w:spacing w:before="0" w:after="0"/>
+        <w:bidi w:val="0"/>
+        <w:spacing w:before="0" w:after="0"/>
+        <w:ind w:hanging="0" w:start="0"/>
         <w:rPr/>
       </w:pPr>
       <w:r>
@@ -7895,9 +7354,9 @@
     <w:p>
       <w:pPr>
         <w:pStyle w:val="Default"/>
-        <w:autoSpaceDE w:val="false"/>
-        <w:bidi w:val="0"/>
-        <w:spacing w:before="0" w:after="0"/>
+        <w:bidi w:val="0"/>
+        <w:spacing w:before="0" w:after="0"/>
+        <w:ind w:hanging="0" w:start="0"/>
         <w:rPr/>
       </w:pPr>
       <w:r>
@@ -7942,7 +7401,6 @@
           <w:tab w:val="clear" w:pos="720"/>
         </w:tabs>
         <w:suppressAutoHyphens w:val="true"/>
-        <w:autoSpaceDE w:val="false"/>
         <w:spacing w:before="0" w:after="0"/>
         <w:ind w:hanging="420" w:start="0" w:end="0"/>
         <w:rPr/>
@@ -7999,9 +7457,9 @@
     <w:p>
       <w:pPr>
         <w:pStyle w:val="Default"/>
-        <w:autoSpaceDE w:val="false"/>
-        <w:bidi w:val="0"/>
-        <w:spacing w:before="0" w:after="0"/>
+        <w:bidi w:val="0"/>
+        <w:spacing w:before="0" w:after="0"/>
+        <w:ind w:hanging="0" w:start="0"/>
         <w:rPr>
           <w:b/>
           <w:bCs/>
@@ -8203,9 +7661,9 @@
     <w:p>
       <w:pPr>
         <w:pStyle w:val="Default"/>
-        <w:autoSpaceDE w:val="false"/>
-        <w:bidi w:val="0"/>
-        <w:spacing w:before="0" w:after="0"/>
+        <w:bidi w:val="0"/>
+        <w:spacing w:before="0" w:after="0"/>
+        <w:ind w:hanging="0" w:start="0"/>
         <w:rPr>
           <w:rFonts w:ascii="Calibri" w:hAnsi="Calibri" w:eastAsia="Montserrat" w:cs="Calibri"/>
           <w:b w:val="false"/>
@@ -8239,9 +7697,9 @@
     <w:p>
       <w:pPr>
         <w:pStyle w:val="Default"/>
-        <w:autoSpaceDE w:val="false"/>
-        <w:bidi w:val="0"/>
-        <w:spacing w:before="0" w:after="0"/>
+        <w:bidi w:val="0"/>
+        <w:spacing w:before="0" w:after="0"/>
+        <w:ind w:hanging="0" w:start="0"/>
         <w:rPr/>
       </w:pPr>
       <w:r>
@@ -8274,9 +7732,9 @@
     <w:p>
       <w:pPr>
         <w:pStyle w:val="Default"/>
-        <w:autoSpaceDE w:val="false"/>
-        <w:bidi w:val="0"/>
-        <w:spacing w:before="0" w:after="0"/>
+        <w:bidi w:val="0"/>
+        <w:spacing w:before="0" w:after="0"/>
+        <w:ind w:hanging="0" w:start="0"/>
         <w:rPr/>
       </w:pPr>
       <w:r>
@@ -8329,16 +7787,16 @@
       </w:r>
     </w:p>
     <w:sectPr>
-      <w:footerReference w:type="even" r:id="rId3"/>
-      <w:footerReference w:type="default" r:id="rId4"/>
-      <w:footerReference w:type="first" r:id="rId5"/>
+      <w:footerReference w:type="even" r:id="rId4"/>
+      <w:footerReference w:type="default" r:id="rId5"/>
+      <w:footerReference w:type="first" r:id="rId6"/>
       <w:type w:val="nextPage"/>
       <w:pgSz w:w="11906" w:h="16838"/>
       <w:pgMar w:left="1701" w:right="850" w:gutter="0" w:header="0" w:top="1134" w:footer="720" w:bottom="1134"/>
       <w:pgNumType w:fmt="decimal"/>
       <w:formProt w:val="false"/>
       <w:textDirection w:val="lrTb"/>
-      <w:docGrid w:type="default" w:linePitch="299" w:charSpace="4294965247"/>
+      <w:docGrid w:type="default" w:linePitch="299" w:charSpace="0"/>
     </w:sectPr>
   </w:body>
 </w:document>
@@ -8348,7 +7806,22 @@
 <w:ftr xmlns:o="urn:schemas-microsoft-com:office:office" xmlns:r="http://schemas.openxmlformats.org/officeDocument/2006/relationships" xmlns:v="urn:schemas-microsoft-com:vml" xmlns:w="http://schemas.openxmlformats.org/wordprocessingml/2006/main" xmlns:w10="urn:schemas-microsoft-com:office:word" xmlns:wp="http://schemas.openxmlformats.org/drawingml/2006/wordprocessingDrawing" xmlns:pic="http://schemas.openxmlformats.org/drawingml/2006/picture" xmlns:wps="http://schemas.microsoft.com/office/word/2010/wordprocessingShape" xmlns:wpg="http://schemas.microsoft.com/office/word/2010/wordprocessingGroup" xmlns:mc="http://schemas.openxmlformats.org/markup-compatibility/2006" xmlns:wp14="http://schemas.microsoft.com/office/word/2010/wordprocessingDrawing" xmlns:w14="http://schemas.microsoft.com/office/word/2010/wordml" xmlns:w15="http://schemas.microsoft.com/office/word/2012/wordml" mc:Ignorable="w14 wp14 w15">
   <w:p>
     <w:pPr>
+      <w:pStyle w:val="Footer"/>
+      <w:rPr/>
+    </w:pPr>
+    <w:r>
+      <w:rPr/>
+    </w:r>
+  </w:p>
+</w:ftr>
+</file>
+
+<file path=word/footer2.xml><?xml version="1.0" encoding="utf-8"?>
+<w:ftr xmlns:o="urn:schemas-microsoft-com:office:office" xmlns:r="http://schemas.openxmlformats.org/officeDocument/2006/relationships" xmlns:v="urn:schemas-microsoft-com:vml" xmlns:w="http://schemas.openxmlformats.org/wordprocessingml/2006/main" xmlns:w10="urn:schemas-microsoft-com:office:word" xmlns:wp="http://schemas.openxmlformats.org/drawingml/2006/wordprocessingDrawing" xmlns:pic="http://schemas.openxmlformats.org/drawingml/2006/picture" xmlns:wps="http://schemas.microsoft.com/office/word/2010/wordprocessingShape" xmlns:wpg="http://schemas.microsoft.com/office/word/2010/wordprocessingGroup" xmlns:mc="http://schemas.openxmlformats.org/markup-compatibility/2006" xmlns:wp14="http://schemas.microsoft.com/office/word/2010/wordprocessingDrawing" xmlns:w14="http://schemas.microsoft.com/office/word/2010/wordml" xmlns:w15="http://schemas.microsoft.com/office/word/2012/wordml" mc:Ignorable="w14 wp14 w15">
+  <w:p>
+    <w:pPr>
       <w:pStyle w:val="Normal"/>
+      <w:ind w:hanging="0" w:start="0"/>
       <w:rPr/>
     </w:pPr>
     <w:r>
@@ -8359,11 +7832,12 @@
 </w:ftr>
 </file>
 
-<file path=word/footer2.xml><?xml version="1.0" encoding="utf-8"?>
+<file path=word/footer3.xml><?xml version="1.0" encoding="utf-8"?>
 <w:ftr xmlns:o="urn:schemas-microsoft-com:office:office" xmlns:r="http://schemas.openxmlformats.org/officeDocument/2006/relationships" xmlns:v="urn:schemas-microsoft-com:vml" xmlns:w="http://schemas.openxmlformats.org/wordprocessingml/2006/main" xmlns:w10="urn:schemas-microsoft-com:office:word" xmlns:wp="http://schemas.openxmlformats.org/drawingml/2006/wordprocessingDrawing" xmlns:pic="http://schemas.openxmlformats.org/drawingml/2006/picture" xmlns:wps="http://schemas.microsoft.com/office/word/2010/wordprocessingShape" xmlns:wpg="http://schemas.microsoft.com/office/word/2010/wordprocessingGroup" xmlns:mc="http://schemas.openxmlformats.org/markup-compatibility/2006" xmlns:wp14="http://schemas.microsoft.com/office/word/2010/wordprocessingDrawing" xmlns:w14="http://schemas.microsoft.com/office/word/2010/wordml" xmlns:w15="http://schemas.microsoft.com/office/word/2012/wordml" mc:Ignorable="w14 wp14 w15">
   <w:p>
     <w:pPr>
       <w:pStyle w:val="Footer"/>
+      <w:ind w:hanging="0" w:start="0"/>
       <w:rPr/>
     </w:pPr>
     <w:r>
@@ -8374,11 +7848,12 @@
 </w:ftr>
 </file>
 
-<file path=word/footer3.xml><?xml version="1.0" encoding="utf-8"?>
+<file path=word/footer4.xml><?xml version="1.0" encoding="utf-8"?>
 <w:ftr xmlns:o="urn:schemas-microsoft-com:office:office" xmlns:r="http://schemas.openxmlformats.org/officeDocument/2006/relationships" xmlns:v="urn:schemas-microsoft-com:vml" xmlns:w="http://schemas.openxmlformats.org/wordprocessingml/2006/main" xmlns:w10="urn:schemas-microsoft-com:office:word" xmlns:wp="http://schemas.openxmlformats.org/drawingml/2006/wordprocessingDrawing" xmlns:pic="http://schemas.openxmlformats.org/drawingml/2006/picture" xmlns:wps="http://schemas.microsoft.com/office/word/2010/wordprocessingShape" xmlns:wpg="http://schemas.microsoft.com/office/word/2010/wordprocessingGroup" xmlns:mc="http://schemas.openxmlformats.org/markup-compatibility/2006" xmlns:wp14="http://schemas.microsoft.com/office/word/2010/wordprocessingDrawing" xmlns:w14="http://schemas.microsoft.com/office/word/2010/wordml" xmlns:w15="http://schemas.microsoft.com/office/word/2012/wordml" mc:Ignorable="w14 wp14 w15">
   <w:p>
     <w:pPr>
       <w:pStyle w:val="Normal"/>
+      <w:ind w:hanging="0" w:start="0"/>
       <w:rPr/>
     </w:pPr>
     <w:r>
@@ -8405,7 +7880,7 @@
 </w:ftr>
 </file>
 
-<file path=word/footer4.xml><?xml version="1.0" encoding="utf-8"?>
+<file path=word/footer5.xml><?xml version="1.0" encoding="utf-8"?>
 <w:ftr xmlns:o="urn:schemas-microsoft-com:office:office" xmlns:r="http://schemas.openxmlformats.org/officeDocument/2006/relationships" xmlns:v="urn:schemas-microsoft-com:vml" xmlns:w="http://schemas.openxmlformats.org/wordprocessingml/2006/main" xmlns:w10="urn:schemas-microsoft-com:office:word" xmlns:wp="http://schemas.openxmlformats.org/drawingml/2006/wordprocessingDrawing" xmlns:pic="http://schemas.openxmlformats.org/drawingml/2006/picture" xmlns:wps="http://schemas.microsoft.com/office/word/2010/wordprocessingShape" xmlns:wpg="http://schemas.microsoft.com/office/word/2010/wordprocessingGroup" xmlns:mc="http://schemas.openxmlformats.org/markup-compatibility/2006" xmlns:wp14="http://schemas.microsoft.com/office/word/2010/wordprocessingDrawing" xmlns:w14="http://schemas.microsoft.com/office/word/2010/wordml" xmlns:w15="http://schemas.microsoft.com/office/word/2012/wordml" mc:Ignorable="w14 wp14 w15">
   <w:p/>
 </w:ftr>
@@ -8417,86 +7892,86 @@
     <w:lvl w:ilvl="0">
       <w:start w:val="1"/>
       <w:numFmt w:val="none"/>
-      <w:pStyle w:val="Heading1"/>
       <w:suff w:val="nothing"/>
       <w:lvlText w:val="%1"/>
       <w:lvlJc w:val="start"/>
       <w:pPr>
         <w:tabs>
-          <w:tab w:val="num" w:pos="432"/>
+          <w:tab w:val="num" w:pos="0"/>
         </w:tabs>
         <w:ind w:start="432" w:hanging="432"/>
       </w:pPr>
+      <w:rPr/>
     </w:lvl>
     <w:lvl w:ilvl="1">
       <w:start w:val="1"/>
       <w:numFmt w:val="none"/>
-      <w:pStyle w:val="Heading2"/>
       <w:suff w:val="nothing"/>
       <w:lvlText w:val="%2"/>
       <w:lvlJc w:val="start"/>
       <w:pPr>
         <w:tabs>
-          <w:tab w:val="num" w:pos="576"/>
+          <w:tab w:val="num" w:pos="0"/>
         </w:tabs>
         <w:ind w:start="576" w:hanging="576"/>
       </w:pPr>
+      <w:rPr/>
     </w:lvl>
     <w:lvl w:ilvl="2">
       <w:start w:val="1"/>
       <w:numFmt w:val="none"/>
-      <w:pStyle w:val="Heading3"/>
       <w:suff w:val="nothing"/>
       <w:lvlText w:val="%3"/>
       <w:lvlJc w:val="start"/>
       <w:pPr>
         <w:tabs>
-          <w:tab w:val="num" w:pos="720"/>
+          <w:tab w:val="num" w:pos="0"/>
         </w:tabs>
         <w:ind w:start="720" w:hanging="720"/>
       </w:pPr>
+      <w:rPr/>
     </w:lvl>
     <w:lvl w:ilvl="3">
       <w:start w:val="1"/>
       <w:numFmt w:val="none"/>
-      <w:pStyle w:val="Heading4"/>
       <w:suff w:val="nothing"/>
       <w:lvlText w:val="%4"/>
       <w:lvlJc w:val="start"/>
       <w:pPr>
         <w:tabs>
-          <w:tab w:val="num" w:pos="864"/>
+          <w:tab w:val="num" w:pos="0"/>
         </w:tabs>
         <w:ind w:start="864" w:hanging="864"/>
       </w:pPr>
+      <w:rPr/>
     </w:lvl>
     <w:lvl w:ilvl="4">
       <w:start w:val="1"/>
       <w:numFmt w:val="none"/>
-      <w:pStyle w:val="Heading5"/>
       <w:suff w:val="nothing"/>
       <w:lvlText w:val="%5"/>
       <w:lvlJc w:val="start"/>
       <w:pPr>
         <w:tabs>
-          <w:tab w:val="num" w:pos="1008"/>
+          <w:tab w:val="num" w:pos="0"/>
         </w:tabs>
         <w:ind w:start="1008" w:hanging="1008"/>
       </w:pPr>
+      <w:rPr/>
     </w:lvl>
     <w:lvl w:ilvl="5">
       <w:start w:val="1"/>
       <w:numFmt w:val="none"/>
-      <w:pStyle w:val="Heading6"/>
       <w:suff w:val="nothing"/>
       <w:lvlText w:val="%6"/>
       <w:lvlJc w:val="start"/>
       <w:pPr>
         <w:tabs>
-          <w:tab w:val="num" w:pos="1152"/>
+          <w:tab w:val="num" w:pos="0"/>
         </w:tabs>
         <w:ind w:start="1152" w:hanging="1152"/>
       </w:pPr>
+      <w:rPr/>
     </w:lvl>
     <w:lvl w:ilvl="6">
       <w:start w:val="1"/>
@@ -8506,10 +7981,11 @@
       <w:lvlJc w:val="start"/>
       <w:pPr>
         <w:tabs>
-          <w:tab w:val="num" w:pos="1296"/>
+          <w:tab w:val="num" w:pos="0"/>
         </w:tabs>
         <w:ind w:start="1296" w:hanging="1296"/>
       </w:pPr>
+      <w:rPr/>
     </w:lvl>
     <w:lvl w:ilvl="7">
       <w:start w:val="1"/>
@@ -8519,10 +7995,11 @@
       <w:lvlJc w:val="start"/>
       <w:pPr>
         <w:tabs>
-          <w:tab w:val="num" w:pos="1440"/>
+          <w:tab w:val="num" w:pos="0"/>
         </w:tabs>
         <w:ind w:start="1440" w:hanging="1440"/>
       </w:pPr>
+      <w:rPr/>
     </w:lvl>
     <w:lvl w:ilvl="8">
       <w:start w:val="1"/>
@@ -8532,409 +8009,14 @@
       <w:lvlJc w:val="start"/>
       <w:pPr>
         <w:tabs>
-          <w:tab w:val="num" w:pos="1584"/>
+          <w:tab w:val="num" w:pos="0"/>
         </w:tabs>
         <w:ind w:start="1584" w:hanging="1584"/>
       </w:pPr>
+      <w:rPr/>
     </w:lvl>
   </w:abstractNum>
   <w:abstractNum w:abstractNumId="2">
-    <w:lvl w:ilvl="0">
-      <w:start w:val="1"/>
-      <w:numFmt w:val="bullet"/>
-      <w:lvlText w:val=""/>
-      <w:lvlJc w:val="start"/>
-      <w:pPr>
-        <w:tabs>
-          <w:tab w:val="num" w:pos="0"/>
-        </w:tabs>
-        <w:ind w:start="720" w:hanging="360"/>
-      </w:pPr>
-      <w:rPr>
-        <w:rFonts w:ascii="Wingdings" w:hAnsi="Wingdings" w:cs="Wingdings" w:hint="default"/>
-        <w:strike w:val="false"/>
-        <w:dstrike w:val="false"/>
-        <w:sz w:val="20"/>
-        <w:szCs w:val="20"/>
-        <w:u w:val="none"/>
-      </w:rPr>
-    </w:lvl>
-    <w:lvl w:ilvl="1">
-      <w:start w:val="1"/>
-      <w:numFmt w:val="bullet"/>
-      <w:lvlText w:val=""/>
-      <w:lvlJc w:val="start"/>
-      <w:pPr>
-        <w:tabs>
-          <w:tab w:val="num" w:pos="0"/>
-        </w:tabs>
-        <w:ind w:start="1080" w:hanging="360"/>
-      </w:pPr>
-      <w:rPr>
-        <w:rFonts w:ascii="Wingdings 2" w:hAnsi="Wingdings 2" w:cs="Wingdings 2" w:hint="default"/>
-        <w:strike w:val="false"/>
-        <w:dstrike w:val="false"/>
-        <w:u w:val="none"/>
-      </w:rPr>
-    </w:lvl>
-    <w:lvl w:ilvl="2">
-      <w:start w:val="1"/>
-      <w:numFmt w:val="bullet"/>
-      <w:lvlText w:val="■"/>
-      <w:lvlJc w:val="start"/>
-      <w:pPr>
-        <w:tabs>
-          <w:tab w:val="num" w:pos="0"/>
-        </w:tabs>
-        <w:ind w:start="1440" w:hanging="360"/>
-      </w:pPr>
-      <w:rPr>
-        <w:rFonts w:ascii="OpenSymbol" w:hAnsi="OpenSymbol" w:cs="OpenSymbol" w:hint="default"/>
-        <w:strike w:val="false"/>
-        <w:dstrike w:val="false"/>
-        <w:u w:val="none"/>
-      </w:rPr>
-    </w:lvl>
-    <w:lvl w:ilvl="3">
-      <w:start w:val="1"/>
-      <w:numFmt w:val="bullet"/>
-      <w:lvlText w:val=""/>
-      <w:lvlJc w:val="start"/>
-      <w:pPr>
-        <w:tabs>
-          <w:tab w:val="num" w:pos="0"/>
-        </w:tabs>
-        <w:ind w:start="1800" w:hanging="360"/>
-      </w:pPr>
-      <w:rPr>
-        <w:rFonts w:ascii="Wingdings" w:hAnsi="Wingdings" w:cs="Wingdings" w:hint="default"/>
-        <w:strike w:val="false"/>
-        <w:dstrike w:val="false"/>
-        <w:u w:val="none"/>
-      </w:rPr>
-    </w:lvl>
-    <w:lvl w:ilvl="4">
-      <w:start w:val="1"/>
-      <w:numFmt w:val="bullet"/>
-      <w:lvlText w:val=""/>
-      <w:lvlJc w:val="start"/>
-      <w:pPr>
-        <w:tabs>
-          <w:tab w:val="num" w:pos="0"/>
-        </w:tabs>
-        <w:ind w:start="2160" w:hanging="360"/>
-      </w:pPr>
-      <w:rPr>
-        <w:rFonts w:ascii="Wingdings 2" w:hAnsi="Wingdings 2" w:cs="Wingdings 2" w:hint="default"/>
-        <w:strike w:val="false"/>
-        <w:dstrike w:val="false"/>
-        <w:u w:val="none"/>
-      </w:rPr>
-    </w:lvl>
-    <w:lvl w:ilvl="5">
-      <w:start w:val="1"/>
-      <w:numFmt w:val="bullet"/>
-      <w:lvlText w:val="■"/>
-      <w:lvlJc w:val="start"/>
-      <w:pPr>
-        <w:tabs>
-          <w:tab w:val="num" w:pos="0"/>
-        </w:tabs>
-        <w:ind w:start="2520" w:hanging="360"/>
-      </w:pPr>
-      <w:rPr>
-        <w:rFonts w:ascii="OpenSymbol" w:hAnsi="OpenSymbol" w:cs="OpenSymbol" w:hint="default"/>
-        <w:strike w:val="false"/>
-        <w:dstrike w:val="false"/>
-        <w:u w:val="none"/>
-      </w:rPr>
-    </w:lvl>
-    <w:lvl w:ilvl="6">
-      <w:start w:val="1"/>
-      <w:numFmt w:val="bullet"/>
-      <w:lvlText w:val=""/>
-      <w:lvlJc w:val="start"/>
-      <w:pPr>
-        <w:tabs>
-          <w:tab w:val="num" w:pos="0"/>
-        </w:tabs>
-        <w:ind w:start="2880" w:hanging="360"/>
-      </w:pPr>
-      <w:rPr>
-        <w:rFonts w:ascii="Wingdings" w:hAnsi="Wingdings" w:cs="Wingdings" w:hint="default"/>
-        <w:strike w:val="false"/>
-        <w:dstrike w:val="false"/>
-        <w:u w:val="none"/>
-      </w:rPr>
-    </w:lvl>
-    <w:lvl w:ilvl="7">
-      <w:start w:val="1"/>
-      <w:numFmt w:val="bullet"/>
-      <w:lvlText w:val=""/>
-      <w:lvlJc w:val="start"/>
-      <w:pPr>
-        <w:tabs>
-          <w:tab w:val="num" w:pos="0"/>
-        </w:tabs>
-        <w:ind w:start="3240" w:hanging="360"/>
-      </w:pPr>
-      <w:rPr>
-        <w:rFonts w:ascii="Wingdings 2" w:hAnsi="Wingdings 2" w:cs="Wingdings 2" w:hint="default"/>
-        <w:strike w:val="false"/>
-        <w:dstrike w:val="false"/>
-        <w:u w:val="none"/>
-      </w:rPr>
-    </w:lvl>
-    <w:lvl w:ilvl="8">
-      <w:start w:val="1"/>
-      <w:numFmt w:val="bullet"/>
-      <w:lvlText w:val="■"/>
-      <w:lvlJc w:val="start"/>
-      <w:pPr>
-        <w:tabs>
-          <w:tab w:val="num" w:pos="0"/>
-        </w:tabs>
-        <w:ind w:start="3600" w:hanging="360"/>
-      </w:pPr>
-      <w:rPr>
-        <w:rFonts w:ascii="OpenSymbol" w:hAnsi="OpenSymbol" w:cs="OpenSymbol" w:hint="default"/>
-        <w:strike w:val="false"/>
-        <w:dstrike w:val="false"/>
-        <w:u w:val="none"/>
-      </w:rPr>
-    </w:lvl>
-  </w:abstractNum>
-  <w:abstractNum w:abstractNumId="3">
-    <w:lvl w:ilvl="0">
-      <w:start w:val="1"/>
-      <w:numFmt w:val="bullet"/>
-      <w:lvlText w:val=""/>
-      <w:lvlJc w:val="start"/>
-      <w:pPr>
-        <w:tabs>
-          <w:tab w:val="num" w:pos="420"/>
-        </w:tabs>
-        <w:ind w:start="720" w:hanging="420"/>
-      </w:pPr>
-      <w:rPr>
-        <w:rFonts w:ascii="Wingdings" w:hAnsi="Wingdings" w:cs="Wingdings" w:hint="default"/>
-        <w:sz w:val="16"/>
-        <w:szCs w:val="16"/>
-      </w:rPr>
-    </w:lvl>
-    <w:lvl w:ilvl="1">
-      <w:start w:val="1"/>
-      <w:numFmt w:val="decimal"/>
-      <w:lvlText w:val="%2."/>
-      <w:lvlJc w:val="start"/>
-      <w:pPr>
-        <w:tabs>
-          <w:tab w:val="num" w:pos="1080"/>
-        </w:tabs>
-        <w:ind w:start="1080" w:hanging="360"/>
-      </w:pPr>
-    </w:lvl>
-    <w:lvl w:ilvl="2">
-      <w:start w:val="1"/>
-      <w:numFmt w:val="decimal"/>
-      <w:lvlText w:val="%2.%3."/>
-      <w:lvlJc w:val="start"/>
-      <w:pPr>
-        <w:tabs>
-          <w:tab w:val="num" w:pos="1440"/>
-        </w:tabs>
-        <w:ind w:start="1440" w:hanging="360"/>
-      </w:pPr>
-    </w:lvl>
-    <w:lvl w:ilvl="3">
-      <w:start w:val="1"/>
-      <w:numFmt w:val="decimal"/>
-      <w:lvlText w:val="%2.%3.%4."/>
-      <w:lvlJc w:val="start"/>
-      <w:pPr>
-        <w:tabs>
-          <w:tab w:val="num" w:pos="1800"/>
-        </w:tabs>
-        <w:ind w:start="1800" w:hanging="360"/>
-      </w:pPr>
-    </w:lvl>
-    <w:lvl w:ilvl="4">
-      <w:start w:val="1"/>
-      <w:numFmt w:val="decimal"/>
-      <w:lvlText w:val="%2.%3.%4.%5."/>
-      <w:lvlJc w:val="start"/>
-      <w:pPr>
-        <w:tabs>
-          <w:tab w:val="num" w:pos="2160"/>
-        </w:tabs>
-        <w:ind w:start="2160" w:hanging="360"/>
-      </w:pPr>
-    </w:lvl>
-    <w:lvl w:ilvl="5">
-      <w:start w:val="1"/>
-      <w:numFmt w:val="decimal"/>
-      <w:lvlText w:val="%2.%3.%4.%5.%6."/>
-      <w:lvlJc w:val="start"/>
-      <w:pPr>
-        <w:tabs>
-          <w:tab w:val="num" w:pos="2520"/>
-        </w:tabs>
-        <w:ind w:start="2520" w:hanging="360"/>
-      </w:pPr>
-    </w:lvl>
-    <w:lvl w:ilvl="6">
-      <w:start w:val="1"/>
-      <w:numFmt w:val="decimal"/>
-      <w:lvlText w:val="%2.%3.%4.%5.%6.%7."/>
-      <w:lvlJc w:val="start"/>
-      <w:pPr>
-        <w:tabs>
-          <w:tab w:val="num" w:pos="2880"/>
-        </w:tabs>
-        <w:ind w:start="2880" w:hanging="360"/>
-      </w:pPr>
-    </w:lvl>
-    <w:lvl w:ilvl="7">
-      <w:start w:val="1"/>
-      <w:numFmt w:val="decimal"/>
-      <w:lvlText w:val="%2.%3.%4.%5.%6.%7.%8."/>
-      <w:lvlJc w:val="start"/>
-      <w:pPr>
-        <w:tabs>
-          <w:tab w:val="num" w:pos="3240"/>
-        </w:tabs>
-        <w:ind w:start="3240" w:hanging="360"/>
-      </w:pPr>
-    </w:lvl>
-    <w:lvl w:ilvl="8">
-      <w:start w:val="1"/>
-      <w:numFmt w:val="decimal"/>
-      <w:lvlText w:val="%2.%3.%4.%5.%6.%7.%8.%9."/>
-      <w:lvlJc w:val="start"/>
-      <w:pPr>
-        <w:tabs>
-          <w:tab w:val="num" w:pos="3600"/>
-        </w:tabs>
-        <w:ind w:start="3600" w:hanging="360"/>
-      </w:pPr>
-    </w:lvl>
-  </w:abstractNum>
-  <w:abstractNum w:abstractNumId="4">
-    <w:lvl w:ilvl="0">
-      <w:start w:val="1"/>
-      <w:numFmt w:val="bullet"/>
-      <w:lvlText w:val=""/>
-      <w:lvlJc w:val="start"/>
-      <w:pPr>
-        <w:tabs>
-          <w:tab w:val="num" w:pos="420"/>
-        </w:tabs>
-        <w:ind w:start="720" w:hanging="420"/>
-      </w:pPr>
-      <w:rPr>
-        <w:rFonts w:ascii="Wingdings" w:hAnsi="Wingdings" w:cs="Wingdings" w:hint="default"/>
-        <w:sz w:val="16"/>
-        <w:szCs w:val="16"/>
-      </w:rPr>
-    </w:lvl>
-    <w:lvl w:ilvl="1">
-      <w:start w:val="1"/>
-      <w:numFmt w:val="decimal"/>
-      <w:lvlText w:val="%2."/>
-      <w:lvlJc w:val="start"/>
-      <w:pPr>
-        <w:tabs>
-          <w:tab w:val="num" w:pos="1080"/>
-        </w:tabs>
-        <w:ind w:start="1080" w:hanging="360"/>
-      </w:pPr>
-    </w:lvl>
-    <w:lvl w:ilvl="2">
-      <w:start w:val="1"/>
-      <w:numFmt w:val="decimal"/>
-      <w:lvlText w:val="%2.%3."/>
-      <w:lvlJc w:val="start"/>
-      <w:pPr>
-        <w:tabs>
-          <w:tab w:val="num" w:pos="1440"/>
-        </w:tabs>
-        <w:ind w:start="1440" w:hanging="360"/>
-      </w:pPr>
-    </w:lvl>
-    <w:lvl w:ilvl="3">
-      <w:start w:val="1"/>
-      <w:numFmt w:val="decimal"/>
-      <w:lvlText w:val="%2.%3.%4."/>
-      <w:lvlJc w:val="start"/>
-      <w:pPr>
-        <w:tabs>
-          <w:tab w:val="num" w:pos="1800"/>
-        </w:tabs>
-        <w:ind w:start="1800" w:hanging="360"/>
-      </w:pPr>
-    </w:lvl>
-    <w:lvl w:ilvl="4">
-      <w:start w:val="1"/>
-      <w:numFmt w:val="decimal"/>
-      <w:lvlText w:val="%2.%3.%4.%5."/>
-      <w:lvlJc w:val="start"/>
-      <w:pPr>
-        <w:tabs>
-          <w:tab w:val="num" w:pos="2160"/>
-        </w:tabs>
-        <w:ind w:start="2160" w:hanging="360"/>
-      </w:pPr>
-    </w:lvl>
-    <w:lvl w:ilvl="5">
-      <w:start w:val="1"/>
-      <w:numFmt w:val="decimal"/>
-      <w:lvlText w:val="%2.%3.%4.%5.%6."/>
-      <w:lvlJc w:val="start"/>
-      <w:pPr>
-        <w:tabs>
-          <w:tab w:val="num" w:pos="2520"/>
-        </w:tabs>
-        <w:ind w:start="2520" w:hanging="360"/>
-      </w:pPr>
-    </w:lvl>
-    <w:lvl w:ilvl="6">
-      <w:start w:val="1"/>
-      <w:numFmt w:val="decimal"/>
-      <w:lvlText w:val="%2.%3.%4.%5.%6.%7."/>
-      <w:lvlJc w:val="start"/>
-      <w:pPr>
-        <w:tabs>
-          <w:tab w:val="num" w:pos="2880"/>
-        </w:tabs>
-        <w:ind w:start="2880" w:hanging="360"/>
-      </w:pPr>
-    </w:lvl>
-    <w:lvl w:ilvl="7">
-      <w:start w:val="1"/>
-      <w:numFmt w:val="decimal"/>
-      <w:lvlText w:val="%2.%3.%4.%5.%6.%7.%8."/>
-      <w:lvlJc w:val="start"/>
-      <w:pPr>
-        <w:tabs>
-          <w:tab w:val="num" w:pos="3240"/>
-        </w:tabs>
-        <w:ind w:start="3240" w:hanging="360"/>
-      </w:pPr>
-    </w:lvl>
-    <w:lvl w:ilvl="8">
-      <w:start w:val="1"/>
-      <w:numFmt w:val="decimal"/>
-      <w:lvlText w:val="%2.%3.%4.%5.%6.%7.%8.%9."/>
-      <w:lvlJc w:val="start"/>
-      <w:pPr>
-        <w:tabs>
-          <w:tab w:val="num" w:pos="3600"/>
-        </w:tabs>
-        <w:ind w:start="3600" w:hanging="360"/>
-      </w:pPr>
-    </w:lvl>
-  </w:abstractNum>
-  <w:abstractNum w:abstractNumId="5">
     <w:lvl w:ilvl="0">
       <w:start w:val="1"/>
       <w:numFmt w:val="bullet"/>
@@ -9069,6 +8151,125 @@
       <w:rPr>
         <w:rFonts w:ascii="OpenSymbol" w:hAnsi="OpenSymbol" w:cs="OpenSymbol" w:hint="default"/>
       </w:rPr>
+    </w:lvl>
+  </w:abstractNum>
+  <w:abstractNum w:abstractNumId="3">
+    <w:lvl w:ilvl="0">
+      <w:start w:val="1"/>
+      <w:numFmt w:val="none"/>
+      <w:suff w:val="nothing"/>
+      <w:lvlText w:val=""/>
+      <w:lvlJc w:val="start"/>
+      <w:pPr>
+        <w:tabs>
+          <w:tab w:val="num" w:pos="0"/>
+        </w:tabs>
+        <w:ind w:start="0" w:hanging="0"/>
+      </w:pPr>
+    </w:lvl>
+    <w:lvl w:ilvl="1">
+      <w:start w:val="1"/>
+      <w:numFmt w:val="none"/>
+      <w:suff w:val="nothing"/>
+      <w:lvlText w:val=""/>
+      <w:lvlJc w:val="start"/>
+      <w:pPr>
+        <w:tabs>
+          <w:tab w:val="num" w:pos="0"/>
+        </w:tabs>
+        <w:ind w:start="0" w:hanging="0"/>
+      </w:pPr>
+    </w:lvl>
+    <w:lvl w:ilvl="2">
+      <w:start w:val="1"/>
+      <w:numFmt w:val="none"/>
+      <w:suff w:val="nothing"/>
+      <w:lvlText w:val=""/>
+      <w:lvlJc w:val="start"/>
+      <w:pPr>
+        <w:tabs>
+          <w:tab w:val="num" w:pos="0"/>
+        </w:tabs>
+        <w:ind w:start="0" w:hanging="0"/>
+      </w:pPr>
+    </w:lvl>
+    <w:lvl w:ilvl="3">
+      <w:start w:val="1"/>
+      <w:numFmt w:val="none"/>
+      <w:suff w:val="nothing"/>
+      <w:lvlText w:val=""/>
+      <w:lvlJc w:val="start"/>
+      <w:pPr>
+        <w:tabs>
+          <w:tab w:val="num" w:pos="0"/>
+        </w:tabs>
+        <w:ind w:start="0" w:hanging="0"/>
+      </w:pPr>
+    </w:lvl>
+    <w:lvl w:ilvl="4">
+      <w:start w:val="1"/>
+      <w:numFmt w:val="none"/>
+      <w:suff w:val="nothing"/>
+      <w:lvlText w:val=""/>
+      <w:lvlJc w:val="start"/>
+      <w:pPr>
+        <w:tabs>
+          <w:tab w:val="num" w:pos="0"/>
+        </w:tabs>
+        <w:ind w:start="0" w:hanging="0"/>
+      </w:pPr>
+    </w:lvl>
+    <w:lvl w:ilvl="5">
+      <w:start w:val="1"/>
+      <w:numFmt w:val="none"/>
+      <w:suff w:val="nothing"/>
+      <w:lvlText w:val=""/>
+      <w:lvlJc w:val="start"/>
+      <w:pPr>
+        <w:tabs>
+          <w:tab w:val="num" w:pos="0"/>
+        </w:tabs>
+        <w:ind w:start="0" w:hanging="0"/>
+      </w:pPr>
+    </w:lvl>
+    <w:lvl w:ilvl="6">
+      <w:start w:val="1"/>
+      <w:numFmt w:val="none"/>
+      <w:suff w:val="nothing"/>
+      <w:lvlText w:val=""/>
+      <w:lvlJc w:val="start"/>
+      <w:pPr>
+        <w:tabs>
+          <w:tab w:val="num" w:pos="0"/>
+        </w:tabs>
+        <w:ind w:start="0" w:hanging="0"/>
+      </w:pPr>
+    </w:lvl>
+    <w:lvl w:ilvl="7">
+      <w:start w:val="1"/>
+      <w:numFmt w:val="none"/>
+      <w:suff w:val="nothing"/>
+      <w:lvlText w:val=""/>
+      <w:lvlJc w:val="start"/>
+      <w:pPr>
+        <w:tabs>
+          <w:tab w:val="num" w:pos="0"/>
+        </w:tabs>
+        <w:ind w:start="0" w:hanging="0"/>
+      </w:pPr>
+    </w:lvl>
+    <w:lvl w:ilvl="8">
+      <w:start w:val="1"/>
+      <w:numFmt w:val="none"/>
+      <w:suff w:val="nothing"/>
+      <w:lvlText w:val=""/>
+      <w:lvlJc w:val="start"/>
+      <w:pPr>
+        <w:tabs>
+          <w:tab w:val="num" w:pos="0"/>
+        </w:tabs>
+        <w:ind w:start="0" w:hanging="0"/>
+      </w:pPr>
     </w:lvl>
   </w:abstractNum>
   <w:num w:numId="1">
@@ -9079,12 +8280,6 @@
   </w:num>
   <w:num w:numId="3">
     <w:abstractNumId w:val="3"/>
-  </w:num>
-  <w:num w:numId="4">
-    <w:abstractNumId w:val="4"/>
-  </w:num>
-  <w:num w:numId="5">
-    <w:abstractNumId w:val="5"/>
   </w:num>
 </w:numbering>
 </file>
@@ -9114,11 +8309,10 @@
         <w:numId w:val="0"/>
       </w:numPr>
       <w:suppressAutoHyphens w:val="true"/>
-      <w:kinsoku w:val="true"/>
-      <w:overflowPunct w:val="true"/>
-      <w:autoSpaceDE w:val="true"/>
+      <w:overflowPunct w:val="false"/>
       <w:bidi w:val="0"/>
       <w:spacing w:lineRule="auto" w:line="276" w:before="0" w:after="0"/>
+      <w:jc w:val="start"/>
     </w:pPr>
     <w:rPr>
       <w:rFonts w:ascii="Arial" w:hAnsi="Arial" w:eastAsia="Arial" w:cs="Arial"/>
@@ -9333,28 +8527,24 @@
     <w:qFormat/>
     <w:rPr/>
   </w:style>
-  <w:style w:type="character" w:styleId="Style13">
-    <w:name w:val="Маркеры"/>
+  <w:style w:type="character" w:styleId="user">
+    <w:name w:val="Маркеры (user)"/>
     <w:qFormat/>
     <w:rPr>
       <w:rFonts w:ascii="OpenSymbol" w:hAnsi="OpenSymbol" w:eastAsia="OpenSymbol" w:cs="OpenSymbol"/>
     </w:rPr>
   </w:style>
-  <w:style w:type="paragraph" w:styleId="Style14">
+  <w:style w:type="paragraph" w:styleId="Style13">
     <w:name w:val="Заголовок"/>
     <w:basedOn w:val="Normal"/>
     <w:next w:val="BodyText"/>
     <w:qFormat/>
     <w:pPr>
       <w:keepNext w:val="true"/>
-      <w:numPr>
-        <w:ilvl w:val="0"/>
-        <w:numId w:val="0"/>
-      </w:numPr>
       <w:spacing w:before="240" w:after="120"/>
     </w:pPr>
     <w:rPr>
-      <w:rFonts w:ascii="Liberation Sans" w:hAnsi="Liberation Sans" w:eastAsia="Noto Sans CJK SC" w:cs="Noto Sans Devanagari"/>
+      <w:rFonts w:ascii="Liberation Sans" w:hAnsi="Liberation Sans" w:eastAsia="Microsoft YaHei" w:cs="Arial"/>
       <w:sz w:val="28"/>
       <w:szCs w:val="28"/>
     </w:rPr>
@@ -9400,8 +8590,38 @@
       <w:szCs w:val="24"/>
     </w:rPr>
   </w:style>
-  <w:style w:type="paragraph" w:styleId="Style15">
+  <w:style w:type="paragraph" w:styleId="Style14">
     <w:name w:val="Указатель"/>
+    <w:basedOn w:val="Normal"/>
+    <w:qFormat/>
+    <w:pPr>
+      <w:suppressLineNumbers/>
+    </w:pPr>
+    <w:rPr>
+      <w:rFonts w:cs="Arial"/>
+    </w:rPr>
+  </w:style>
+  <w:style w:type="paragraph" w:styleId="user1">
+    <w:name w:val="Заголовок (user)"/>
+    <w:basedOn w:val="Normal"/>
+    <w:next w:val="BodyText"/>
+    <w:qFormat/>
+    <w:pPr>
+      <w:keepNext w:val="true"/>
+      <w:numPr>
+        <w:ilvl w:val="0"/>
+        <w:numId w:val="0"/>
+      </w:numPr>
+      <w:spacing w:before="240" w:after="120"/>
+    </w:pPr>
+    <w:rPr>
+      <w:rFonts w:ascii="Liberation Sans" w:hAnsi="Liberation Sans" w:eastAsia="Noto Sans CJK SC" w:cs="Noto Sans Devanagari"/>
+      <w:sz w:val="28"/>
+      <w:szCs w:val="28"/>
+    </w:rPr>
+  </w:style>
+  <w:style w:type="paragraph" w:styleId="user2">
+    <w:name w:val="Указатель (user)"/>
     <w:basedOn w:val="Normal"/>
     <w:qFormat/>
     <w:pPr>
@@ -9483,8 +8703,8 @@
       <w:bCs/>
     </w:rPr>
   </w:style>
-  <w:style w:type="paragraph" w:styleId="Style16">
-    <w:name w:val="Колонтитулы"/>
+  <w:style w:type="paragraph" w:styleId="user3">
+    <w:name w:val="Колонтитулы (user)"/>
     <w:basedOn w:val="Normal"/>
     <w:qFormat/>
     <w:pPr>
@@ -9493,6 +8713,13 @@
         <w:numId w:val="0"/>
       </w:numPr>
     </w:pPr>
+    <w:rPr/>
+  </w:style>
+  <w:style w:type="paragraph" w:styleId="Style15">
+    <w:name w:val="Колонтитулы"/>
+    <w:basedOn w:val="Normal"/>
+    <w:qFormat/>
+    <w:pPr/>
     <w:rPr/>
   </w:style>
   <w:style w:type="paragraph" w:styleId="Header">
@@ -9611,7 +8838,6 @@
     <w:qFormat/>
     <w:pPr>
       <w:suppressAutoHyphens w:val="true"/>
-      <w:autoSpaceDE w:val="false"/>
       <w:bidi w:val="0"/>
       <w:spacing w:lineRule="auto" w:line="240" w:before="0" w:after="0"/>
     </w:pPr>
